--- a/Docs/ICES_JMS/MainDocument.docx
+++ b/Docs/ICES_JMS/MainDocument.docx
@@ -1030,33 +1030,7 @@
         <w:rPr>
           <w:rFonts w:ascii="Times New Roman" w:hAnsi="Times New Roman" w:cs="Times New Roman"/>
         </w:rPr>
-        <w:t xml:space="preserve"> more abundant </w:t>
-      </w:r>
-      <w:proofErr w:type="gramStart"/>
-      <w:r>
-        <w:rPr>
-          <w:rFonts w:ascii="Times New Roman" w:hAnsi="Times New Roman" w:cs="Times New Roman"/>
-        </w:rPr>
-        <w:t>species</w:t>
-      </w:r>
-      <w:r>
-        <w:rPr>
-          <w:rFonts w:ascii="Times New Roman" w:hAnsi="Times New Roman" w:cs="Times New Roman"/>
-        </w:rPr>
-        <w:t xml:space="preserve"> </w:t>
-      </w:r>
-      <w:r>
-        <w:rPr>
-          <w:rFonts w:ascii="Times New Roman" w:hAnsi="Times New Roman" w:cs="Times New Roman"/>
-        </w:rPr>
-        <w:t>.</w:t>
-      </w:r>
-      <w:proofErr w:type="gramEnd"/>
-      <w:r>
-        <w:rPr>
-          <w:rFonts w:ascii="Times New Roman" w:hAnsi="Times New Roman" w:cs="Times New Roman"/>
-        </w:rPr>
-        <w:t xml:space="preserve"> </w:t>
+        <w:t xml:space="preserve"> more abundant species. </w:t>
       </w:r>
       <w:r>
         <w:rPr>
@@ -3252,33 +3226,86 @@
         <w:rPr>
           <w:rFonts w:ascii="Times New Roman" w:hAnsi="Times New Roman" w:cs="Times New Roman"/>
         </w:rPr>
+        <w:t xml:space="preserve"> isomet saw</w:t>
+      </w:r>
+      <w:r>
+        <w:rPr>
+          <w:rFonts w:ascii="Times New Roman" w:hAnsi="Times New Roman" w:cs="Times New Roman"/>
+        </w:rPr>
+        <w:t xml:space="preserve"> to reveal the growth structure of the otolith</w:t>
+      </w:r>
+      <w:r>
+        <w:rPr>
+          <w:rFonts w:ascii="Times New Roman" w:hAnsi="Times New Roman" w:cs="Times New Roman"/>
+        </w:rPr>
+        <w:t>, mounted on microscope slides, and polished to enhance clarity</w:t>
+      </w:r>
+      <w:r>
+        <w:rPr>
+          <w:rFonts w:ascii="Times New Roman" w:hAnsi="Times New Roman" w:cs="Times New Roman"/>
+        </w:rPr>
         <w:t xml:space="preserve"> </w:t>
       </w:r>
-      <w:proofErr w:type="spellStart"/>
-      <w:r>
-        <w:rPr>
-          <w:rFonts w:ascii="Times New Roman" w:hAnsi="Times New Roman" w:cs="Times New Roman"/>
-        </w:rPr>
-        <w:t>isomet</w:t>
-      </w:r>
-      <w:proofErr w:type="spellEnd"/>
-      <w:r>
-        <w:rPr>
-          <w:rFonts w:ascii="Times New Roman" w:hAnsi="Times New Roman" w:cs="Times New Roman"/>
-        </w:rPr>
-        <w:t xml:space="preserve"> saw</w:t>
-      </w:r>
-      <w:r>
-        <w:rPr>
-          <w:rFonts w:ascii="Times New Roman" w:hAnsi="Times New Roman" w:cs="Times New Roman"/>
-        </w:rPr>
-        <w:t xml:space="preserve"> to reveal the growth structure of the otolith</w:t>
-      </w:r>
-      <w:r>
-        <w:rPr>
-          <w:rFonts w:ascii="Times New Roman" w:hAnsi="Times New Roman" w:cs="Times New Roman"/>
-        </w:rPr>
-        <w:t>, mounted on microscope slides, and polished to enhance clarity</w:t>
+      <w:r>
+        <w:rPr>
+          <w:rFonts w:ascii="Times New Roman" w:hAnsi="Times New Roman" w:cs="Times New Roman"/>
+        </w:rPr>
+        <w:fldChar w:fldCharType="begin"/>
+      </w:r>
+      <w:r>
+        <w:rPr>
+          <w:rFonts w:ascii="Times New Roman" w:hAnsi="Times New Roman" w:cs="Times New Roman"/>
+        </w:rPr>
+        <w:instrText xml:space="preserve"> ADDIN ZOTERO_ITEM CSL_CITATION {"citationID":"UdeDBfeN","properties":{"formattedCitation":"(Donohoe &amp; Zimmerman, 2010; Zimmerman &amp; Reeves, 2002)","plainCitation":"(Donohoe &amp; Zimmerman, 2010; Zimmerman &amp; Reeves, 2002)","noteIndex":0},"citationItems":[{"id":4778,"uris":["http://zotero.org/users/8421274/items/QJZIBTQC"],"itemData":{"id":4778,"type":"article-journal","abstract":"Beam-based analytical methods are widely used to measure the concentrations of elements and isotopes in otoliths. These methods usually require that otoliths be individually mounted and prepared to properly expose the desired growth region to the analytical beam. Most analytical instruments, such as LA-ICPMS and ion and electron microprobes, have sample holders that will accept only one to six slides or mounts at a time. We describe a method of mounting otoliths that allows for easy transfer of many otoliths to a single mount after they have been prepared. Such an approach increases the number of otoliths that can be analyzed in a single session by reducing the need open the sample chamber to exchange slides—a particularly time consuming step on instruments that operate under vacuum. For ion and electron microprobes, the method also greatly reduces the number of slides that must be coated with an electrical conductor prior to analysis. In this method, a narrow strip of cover glass is first glued at one end to a standard microscope slide. The otolith is then mounted in thermoplastic resin on the opposite, free end of the strip. The otolith can then be ground and flipped, if needed, by reheating the mounting medium. After otolith preparation is complete, the cover glass is cut with a scribe to free the otolith and up to 20 small otoliths can be arranged on a single petrographic slide.","container-title":"Environmental Biology of Fishes","DOI":"10.1007/s10641-010-9680-3","ISSN":"1573-5133","issue":"3","journalAbbreviation":"Environ Biol Fish","language":"en","page":"473-477","source":"Springer Link","title":"A method of mounting multiple otoliths for beam-based microchemical analyses","volume":"89","author":[{"family":"Donohoe","given":"Christopher J."},{"family":"Zimmerman","given":"Christian E."}],"issued":{"date-parts":[["2010",11,1]]}}},{"id":4132,"uris":["http://zotero.org/users/8421274/items/5YINANGC"],"itemData":{"id":4132,"type":"article-journal","abstract":"Comparisons of strontium:calcium (Sr: Ca) ratios in otolith primordia and freshwater growth regions were used to identify the progeny of steelhead Oncorhynchus mykiss (anadromous rainbow trout) and resident rainbow trout in the Deschutes River, Oregon. We cultured progeny of known adult steelhead and resident rainbow trout to confirm the relationship between Sr:Ca ratios in otolith primordia and the life history of the maternal parent. The mean (±SD) Sr:Ca ratio was significantly higher in the otolith primordia of the progeny of steelhead (0.001461 ± 0.00029; n = 100) than in those of the progeny of resident rainbow trout (0.000829 ± 0.000012; n = 100). We used comparisons of Sr:Ca ratios in the primordia and first-summer growth regions of otoliths to determine the maternal origin of unknown O. mykiss juveniles (n = 272) collected from rearing habitats within the main-stem Deschutes River and tributary rearing habitats and thus to ascertain the relative proportion of each life history morph in each rearing habitat. Resident rainbow trout fry dominated the bimonthly samples collected from main-stem rearing habitats between May and November 1995. Steelhead fry dominated samples collected from below waterfalls on two tributaries in 1996 and 1998.","container-title":"Transactions of the American Fisheries Society","DOI":"10.1577/1548-8659(2002)131&lt;0986:IOSARR&gt;2.0.CO;2","ISSN":"0002-8487","issue":"5","note":"publisher: Taylor &amp; Francis\n_eprint: https://doi.org/10.1577/1548-8659(2002)131&lt;0986:IOSARR&gt;2.0.CO;2","page":"986-993","source":"Taylor and Francis+NEJM","title":"Identification of Steelhead and Resident Rainbow Trout Progeny in the Deschutes River, Oregon, Revealed with Otolith Microchemistry","volume":"131","author":[{"family":"Zimmerman","given":"Christian E."},{"family":"Reeves","given":"Gordon H."}],"issued":{"date-parts":[["2002",9,1]]}}}],"schema":"https://github.com/citation-style-language/schema/raw/master/csl-citation.json"} </w:instrText>
+      </w:r>
+      <w:r>
+        <w:rPr>
+          <w:rFonts w:ascii="Times New Roman" w:hAnsi="Times New Roman" w:cs="Times New Roman"/>
+        </w:rPr>
+        <w:fldChar w:fldCharType="separate"/>
+      </w:r>
+      <w:r>
+        <w:rPr>
+          <w:rFonts w:ascii="Times New Roman" w:hAnsi="Times New Roman" w:cs="Times New Roman"/>
+          <w:noProof/>
+        </w:rPr>
+        <w:t>(Donohoe &amp; Zimmerman, 2010; Zimmerman &amp; Reeves, 2002)</w:t>
+      </w:r>
+      <w:r>
+        <w:rPr>
+          <w:rFonts w:ascii="Times New Roman" w:hAnsi="Times New Roman" w:cs="Times New Roman"/>
+        </w:rPr>
+        <w:fldChar w:fldCharType="end"/>
+      </w:r>
+      <w:r>
+        <w:rPr>
+          <w:rFonts w:ascii="Times New Roman" w:hAnsi="Times New Roman" w:cs="Times New Roman"/>
+        </w:rPr>
+        <w:t xml:space="preserve">. </w:t>
+      </w:r>
+      <w:r>
+        <w:rPr>
+          <w:rFonts w:ascii="Times New Roman" w:hAnsi="Times New Roman" w:cs="Times New Roman"/>
+        </w:rPr>
+        <w:t>Samples</w:t>
+      </w:r>
+      <w:r>
+        <w:rPr>
+          <w:rFonts w:ascii="Times New Roman" w:hAnsi="Times New Roman" w:cs="Times New Roman"/>
+        </w:rPr>
+        <w:t xml:space="preserve"> were</w:t>
+      </w:r>
+      <w:r>
+        <w:rPr>
+          <w:rFonts w:ascii="Times New Roman" w:hAnsi="Times New Roman" w:cs="Times New Roman"/>
+        </w:rPr>
+        <w:t xml:space="preserve"> then</w:t>
+      </w:r>
+      <w:r>
+        <w:rPr>
+          <w:rFonts w:ascii="Times New Roman" w:hAnsi="Times New Roman" w:cs="Times New Roman"/>
+        </w:rPr>
+        <w:t xml:space="preserve"> analyzed using Laser Ablation Inductively Coupled Plasma Mass Spectrometry (LA-ICP-MS) at the University of Utah Strontium Metals Lab, with the exception of 2022 Kuskokwim samples</w:t>
       </w:r>
       <w:r>
         <w:rPr>
@@ -3290,13 +3317,200 @@
         <w:rPr>
           <w:rFonts w:ascii="Times New Roman" w:hAnsi="Times New Roman" w:cs="Times New Roman"/>
         </w:rPr>
+        <w:t>which were processed at the</w:t>
+      </w:r>
+      <w:r>
+        <w:rPr>
+          <w:rFonts w:ascii="Times New Roman" w:hAnsi="Times New Roman" w:cs="Times New Roman"/>
+        </w:rPr>
+        <w:t xml:space="preserve"> W.M. Keck Collaboratory for Plasma Spectrometry </w:t>
+      </w:r>
+      <w:r>
+        <w:rPr>
+          <w:rFonts w:ascii="Times New Roman" w:hAnsi="Times New Roman" w:cs="Times New Roman"/>
+        </w:rPr>
+        <w:t>at Oregon State University.</w:t>
+      </w:r>
+      <w:r>
+        <w:rPr>
+          <w:rFonts w:ascii="Times New Roman" w:hAnsi="Times New Roman" w:cs="Times New Roman"/>
+        </w:rPr>
+        <w:t xml:space="preserve"> </w:t>
+      </w:r>
+      <w:r>
+        <w:rPr>
+          <w:rFonts w:ascii="Times New Roman" w:hAnsi="Times New Roman" w:cs="Times New Roman"/>
+        </w:rPr>
+        <w:t xml:space="preserve">Laser ablation </w:t>
+      </w:r>
+      <w:r>
+        <w:rPr>
+          <w:rFonts w:ascii="Times New Roman" w:hAnsi="Times New Roman" w:cs="Times New Roman"/>
+        </w:rPr>
+        <w:t>was pe</w:t>
+      </w:r>
+      <w:r>
+        <w:rPr>
+          <w:rFonts w:ascii="Times New Roman" w:hAnsi="Times New Roman" w:cs="Times New Roman"/>
+        </w:rPr>
+        <w:t>r</w:t>
+      </w:r>
+      <w:r>
+        <w:rPr>
+          <w:rFonts w:ascii="Times New Roman" w:hAnsi="Times New Roman" w:cs="Times New Roman"/>
+        </w:rPr>
+        <w:t xml:space="preserve">formed from the </w:t>
+      </w:r>
+      <w:r>
+        <w:rPr>
+          <w:rFonts w:ascii="Times New Roman" w:hAnsi="Times New Roman" w:cs="Times New Roman"/>
+        </w:rPr>
+        <w:t xml:space="preserve">otolith </w:t>
+      </w:r>
+      <w:r>
+        <w:rPr>
+          <w:rFonts w:ascii="Times New Roman" w:hAnsi="Times New Roman" w:cs="Times New Roman"/>
+        </w:rPr>
+        <w:t xml:space="preserve">core to just after the onset of the marine signature along the dorsal lobe scanning at </w:t>
+      </w:r>
+      <w:r>
+        <w:rPr>
+          <w:rFonts w:ascii="Times New Roman" w:hAnsi="Times New Roman" w:cs="Times New Roman"/>
+        </w:rPr>
+        <w:t xml:space="preserve">2 microns/second. </w:t>
+      </w:r>
+      <w:r>
+        <w:rPr>
+          <w:rFonts w:ascii="Times New Roman" w:hAnsi="Times New Roman" w:cs="Times New Roman"/>
+        </w:rPr>
+        <w:t>The resulting data</w:t>
+      </w:r>
+      <w:r>
+        <w:rPr>
+          <w:rFonts w:ascii="Times New Roman" w:hAnsi="Times New Roman" w:cs="Times New Roman"/>
+        </w:rPr>
+        <w:t xml:space="preserve">set </w:t>
+      </w:r>
+      <w:r>
+        <w:rPr>
+          <w:rFonts w:ascii="Times New Roman" w:hAnsi="Times New Roman" w:cs="Times New Roman"/>
+        </w:rPr>
+        <w:t>includes</w:t>
+      </w:r>
+      <w:r>
+        <w:rPr>
+          <w:rFonts w:ascii="Times New Roman" w:hAnsi="Times New Roman" w:cs="Times New Roman"/>
+        </w:rPr>
+        <w:t xml:space="preserve"> </w:t>
+      </w:r>
+      <w:r>
+        <w:rPr>
+          <w:rFonts w:ascii="Times New Roman" w:hAnsi="Times New Roman" w:cs="Times New Roman"/>
+        </w:rPr>
+        <w:t xml:space="preserve">a concurrently collected </w:t>
+      </w:r>
+      <w:r>
+        <w:rPr>
+          <w:rFonts w:ascii="Times New Roman" w:hAnsi="Times New Roman" w:cs="Times New Roman"/>
+        </w:rPr>
+        <w:t>time series</w:t>
+      </w:r>
+      <w:r>
+        <w:rPr>
+          <w:rFonts w:ascii="Times New Roman" w:hAnsi="Times New Roman" w:cs="Times New Roman"/>
+        </w:rPr>
+        <w:t xml:space="preserve"> of </w:t>
+      </w:r>
+      <w:r>
+        <w:rPr>
+          <w:rFonts w:ascii="Times New Roman" w:hAnsi="Times New Roman" w:cs="Times New Roman"/>
+        </w:rPr>
+        <w:t>⁸⁷Sr/⁸⁶Sr</w:t>
+      </w:r>
+      <w:r>
+        <w:rPr>
+          <w:rFonts w:ascii="Times New Roman" w:hAnsi="Times New Roman" w:cs="Times New Roman"/>
+        </w:rPr>
+        <w:t xml:space="preserve"> and Sr</w:t>
+      </w:r>
+      <w:r>
+        <w:rPr>
+          <w:rFonts w:ascii="Times New Roman" w:hAnsi="Times New Roman" w:cs="Times New Roman"/>
+          <w:vertAlign w:val="superscript"/>
+        </w:rPr>
+        <w:t>88</w:t>
+      </w:r>
+      <w:r>
+        <w:rPr>
+          <w:rFonts w:ascii="Times New Roman" w:hAnsi="Times New Roman" w:cs="Times New Roman"/>
+        </w:rPr>
+        <w:t xml:space="preserve"> along the same transect for all individuals. </w:t>
+      </w:r>
+      <w:r>
+        <w:rPr>
+          <w:rFonts w:ascii="Times New Roman" w:hAnsi="Times New Roman" w:cs="Times New Roman"/>
+        </w:rPr>
+        <w:t>Because</w:t>
+      </w:r>
+      <w:r>
+        <w:rPr>
+          <w:rFonts w:ascii="Times New Roman" w:hAnsi="Times New Roman" w:cs="Times New Roman"/>
+        </w:rPr>
+        <w:t xml:space="preserve"> the Yukon </w:t>
+      </w:r>
+      <w:r>
+        <w:rPr>
+          <w:rFonts w:ascii="Times New Roman" w:hAnsi="Times New Roman" w:cs="Times New Roman"/>
+        </w:rPr>
+        <w:t>river-</w:t>
+      </w:r>
+      <w:r>
+        <w:rPr>
+          <w:rFonts w:ascii="Times New Roman" w:hAnsi="Times New Roman" w:cs="Times New Roman"/>
+        </w:rPr>
+        <w:t xml:space="preserve">basin contains multiple distinct genetic reporting groups, fin clip samples were collected from a subset of Yukon individuals for genetic stock </w:t>
+      </w:r>
+      <w:r>
+        <w:rPr>
+          <w:rFonts w:ascii="Times New Roman" w:hAnsi="Times New Roman" w:cs="Times New Roman"/>
+        </w:rPr>
+        <w:t>assignment.</w:t>
+      </w:r>
+      <w:r>
+        <w:rPr>
+          <w:rFonts w:ascii="Times New Roman" w:hAnsi="Times New Roman" w:cs="Times New Roman"/>
+        </w:rPr>
+        <w:t xml:space="preserve"> </w:t>
+      </w:r>
+      <w:r>
+        <w:rPr>
+          <w:rFonts w:ascii="Times New Roman" w:hAnsi="Times New Roman" w:cs="Times New Roman"/>
+        </w:rPr>
+        <w:t>From these samples, a posterior probability of occupancy for three genetic reporting groups (Lower, Middle, and Upper Yukon) w</w:t>
+      </w:r>
+      <w:r>
+        <w:rPr>
+          <w:rFonts w:ascii="Times New Roman" w:hAnsi="Times New Roman" w:cs="Times New Roman"/>
+        </w:rPr>
+        <w:t>as</w:t>
+      </w:r>
+      <w:r>
+        <w:rPr>
+          <w:rFonts w:ascii="Times New Roman" w:hAnsi="Times New Roman" w:cs="Times New Roman"/>
+        </w:rPr>
+        <w:t xml:space="preserve"> assigned following methods outlined in Makhlouf et al., 2025 </w:t>
+      </w:r>
+      <w:r>
+        <w:rPr>
+          <w:rFonts w:ascii="Times New Roman" w:hAnsi="Times New Roman" w:cs="Times New Roman"/>
+        </w:rPr>
         <w:fldChar w:fldCharType="begin"/>
       </w:r>
       <w:r>
         <w:rPr>
           <w:rFonts w:ascii="Times New Roman" w:hAnsi="Times New Roman" w:cs="Times New Roman"/>
         </w:rPr>
-        <w:instrText xml:space="preserve"> ADDIN ZOTERO_ITEM CSL_CITATION {"citationID":"UdeDBfeN","properties":{"formattedCitation":"(Donohoe &amp; Zimmerman, 2010; Zimmerman &amp; Reeves, 2002)","plainCitation":"(Donohoe &amp; Zimmerman, 2010; Zimmerman &amp; Reeves, 2002)","noteIndex":0},"citationItems":[{"id":4778,"uris":["http://zotero.org/users/8421274/items/QJZIBTQC"],"itemData":{"id":4778,"type":"article-journal","abstract":"Beam-based analytical methods are widely used to measure the concentrations of elements and isotopes in otoliths. These methods usually require that otoliths be individually mounted and prepared to properly expose the desired growth region to the analytical beam. Most analytical instruments, such as LA-ICPMS and ion and electron microprobes, have sample holders that will accept only one to six slides or mounts at a time. We describe a method of mounting otoliths that allows for easy transfer of many otoliths to a single mount after they have been prepared. Such an approach increases the number of otoliths that can be analyzed in a single session by reducing the need open the sample chamber to exchange slides—a particularly time consuming step on instruments that operate under vacuum. For ion and electron microprobes, the method also greatly reduces the number of slides that must be coated with an electrical conductor prior to analysis. In this method, a narrow strip of cover glass is first glued at one end to a standard microscope slide. The otolith is then mounted in thermoplastic resin on the opposite, free end of the strip. The otolith can then be ground and flipped, if needed, by reheating the mounting medium. After otolith preparation is complete, the cover glass is cut with a scribe to free the otolith and up to 20 small otoliths can be arranged on a single petrographic slide.","container-title":"Environmental Biology of Fishes","DOI":"10.1007/s10641-010-9680-3","ISSN":"1573-5133","issue":"3","journalAbbreviation":"Environ Biol Fish","language":"en","page":"473-477","source":"Springer Link","title":"A method of mounting multiple otoliths for beam-based microchemical analyses","volume":"89","author":[{"family":"Donohoe","given":"Christopher J."},{"family":"Zimmerman","given":"Christian E."}],"issued":{"date-parts":[["2010",11,1]]}}},{"id":4132,"uris":["http://zotero.org/users/8421274/items/5YINANGC"],"itemData":{"id":4132,"type":"article-journal","abstract":"Comparisons of strontium:calcium (Sr: Ca) ratios in otolith primordia and freshwater growth regions were used to identify the progeny of steelhead Oncorhynchus mykiss (anadromous rainbow trout) and resident rainbow trout in the Deschutes River, Oregon. We cultured progeny of known adult steelhead and resident rainbow trout to confirm the relationship between Sr:Ca ratios in otolith primordia and the life history of the maternal parent. The mean (±SD) Sr:Ca ratio was significantly higher in the otolith primordia of the progeny of steelhead (0.001461 ± 0.00029; n = 100) than in those of the progeny of resident rainbow trout (0.000829 ± 0.000012; n = 100). We used comparisons of Sr:Ca ratios in the primordia and first-summer growth regions of otoliths to determine the maternal origin of unknown O. mykiss juveniles (n = 272) collected from rearing habitats within the main-stem Deschutes River and tributary rearing habitats and thus to ascertain the relative proportion of each life history morph in each rearing habitat. Resident rainbow trout fry dominated the bimonthly samples collected from main-stem rearing habitats between May and November 1995. Steelhead fry dominated samples collected from below waterfalls on two tributaries in 1996 and 1998.","container-title":"Transactions of the American Fisheries Society","DOI":"10.1577/1548-8659(2002)131&lt;0986:IOSARR&gt;2.0.CO;2","ISSN":"0002-8487","issue":"5","note":"publisher: Taylor &amp; Francis\n_eprint: https://doi.org/10.1577/1548-8659(2002)131&lt;0986:IOSARR&gt;2.0.CO;2","page":"986-993","source":"Taylor and Francis+NEJM","title":"Identification of Steelhead and Resident Rainbow Trout Progeny in the Deschutes River, Oregon, Revealed with Otolith Microchemistry","volume":"131","author":[{"family":"Zimmerman","given":"Christian E."},{"family":"Reeves","given":"Gordon H."}],"issued":{"date-parts":[["2002",9,1]]}}}],"schema":"https://github.com/citation-style-language/schema/raw/master/csl-citation.json"} </w:instrText>
+        <w:instrText xml:space="preserve"> ADDIN ZOTERO_ITEM CSL_CITATION {"citationID":"NISOW8Yf","properties":{"formattedCitation":"(West &amp; Dann, 2019)","plainCitation":"(West &amp; Dann, 2019)","noteIndex":0},"citationItems":[{"id":4781,"uris":["http://zotero.org/users/8421274/items/G3I6CPV6"],"itemData":{"id":4781,"type":"report","archive":"https://www.adfg.alaska.gov/FedAidPDFs/RIR.3A.2019.08.pdf","language":"en","number":"Alaska Department of Fish and Game, Division of Commercial Fisheries, Regional Information Report 3A19-08, Anchorage.","source":"Zotero","title":"Genetic stock identification of Pilot Station Chinook salmon, 2017.","author":[{"family":"West","given":"F"},{"family":"Dann","given":"T"}],"issued":{"date-parts":[["2019"]]}}}],"schema":"https://github.com/citation-style-language/schema/raw/master/csl-citation.json"} </w:instrText>
       </w:r>
       <w:r>
         <w:rPr>
@@ -3309,7 +3523,7 @@
           <w:rFonts w:ascii="Times New Roman" w:hAnsi="Times New Roman" w:cs="Times New Roman"/>
           <w:noProof/>
         </w:rPr>
-        <w:t>(Donohoe &amp; Zimmerman, 2010; Zimmerman &amp; Reeves, 2002)</w:t>
+        <w:t>(West &amp; Dann, 2019)</w:t>
       </w:r>
       <w:r>
         <w:rPr>
@@ -3321,289 +3535,7 @@
         <w:rPr>
           <w:rFonts w:ascii="Times New Roman" w:hAnsi="Times New Roman" w:cs="Times New Roman"/>
         </w:rPr>
-        <w:t xml:space="preserve">. </w:t>
-      </w:r>
-      <w:r>
-        <w:rPr>
-          <w:rFonts w:ascii="Times New Roman" w:hAnsi="Times New Roman" w:cs="Times New Roman"/>
-        </w:rPr>
-        <w:t>Samples</w:t>
-      </w:r>
-      <w:r>
-        <w:rPr>
-          <w:rFonts w:ascii="Times New Roman" w:hAnsi="Times New Roman" w:cs="Times New Roman"/>
-        </w:rPr>
-        <w:t xml:space="preserve"> were</w:t>
-      </w:r>
-      <w:r>
-        <w:rPr>
-          <w:rFonts w:ascii="Times New Roman" w:hAnsi="Times New Roman" w:cs="Times New Roman"/>
-        </w:rPr>
-        <w:t xml:space="preserve"> then</w:t>
-      </w:r>
-      <w:r>
-        <w:rPr>
-          <w:rFonts w:ascii="Times New Roman" w:hAnsi="Times New Roman" w:cs="Times New Roman"/>
-        </w:rPr>
-        <w:t xml:space="preserve"> analyzed using Laser Ablation Inductively Coupled Plasma Mass Spectrometry (LA-ICP-MS) at the University of Utah Strontium Metals Lab, </w:t>
-      </w:r>
-      <w:proofErr w:type="gramStart"/>
-      <w:r>
-        <w:rPr>
-          <w:rFonts w:ascii="Times New Roman" w:hAnsi="Times New Roman" w:cs="Times New Roman"/>
-        </w:rPr>
-        <w:t>with the exception of</w:t>
-      </w:r>
-      <w:proofErr w:type="gramEnd"/>
-      <w:r>
-        <w:rPr>
-          <w:rFonts w:ascii="Times New Roman" w:hAnsi="Times New Roman" w:cs="Times New Roman"/>
-        </w:rPr>
-        <w:t xml:space="preserve"> 2022 Kuskokwim samples</w:t>
-      </w:r>
-      <w:r>
-        <w:rPr>
-          <w:rFonts w:ascii="Times New Roman" w:hAnsi="Times New Roman" w:cs="Times New Roman"/>
-        </w:rPr>
-        <w:t xml:space="preserve"> </w:t>
-      </w:r>
-      <w:r>
-        <w:rPr>
-          <w:rFonts w:ascii="Times New Roman" w:hAnsi="Times New Roman" w:cs="Times New Roman"/>
-        </w:rPr>
-        <w:t>which were processed at the</w:t>
-      </w:r>
-      <w:r>
-        <w:rPr>
-          <w:rFonts w:ascii="Times New Roman" w:hAnsi="Times New Roman" w:cs="Times New Roman"/>
-        </w:rPr>
-        <w:t xml:space="preserve"> W.M. Keck Collaboratory for Plasma Spectrometry </w:t>
-      </w:r>
-      <w:r>
-        <w:rPr>
-          <w:rFonts w:ascii="Times New Roman" w:hAnsi="Times New Roman" w:cs="Times New Roman"/>
-        </w:rPr>
-        <w:t>at Oregon State University.</w:t>
-      </w:r>
-      <w:r>
-        <w:rPr>
-          <w:rFonts w:ascii="Times New Roman" w:hAnsi="Times New Roman" w:cs="Times New Roman"/>
-        </w:rPr>
-        <w:t xml:space="preserve"> </w:t>
-      </w:r>
-      <w:r>
-        <w:rPr>
-          <w:rFonts w:ascii="Times New Roman" w:hAnsi="Times New Roman" w:cs="Times New Roman"/>
-        </w:rPr>
-        <w:t xml:space="preserve">Laser ablation </w:t>
-      </w:r>
-      <w:r>
-        <w:rPr>
-          <w:rFonts w:ascii="Times New Roman" w:hAnsi="Times New Roman" w:cs="Times New Roman"/>
-        </w:rPr>
-        <w:t>was pe</w:t>
-      </w:r>
-      <w:r>
-        <w:rPr>
-          <w:rFonts w:ascii="Times New Roman" w:hAnsi="Times New Roman" w:cs="Times New Roman"/>
-        </w:rPr>
-        <w:t>r</w:t>
-      </w:r>
-      <w:r>
-        <w:rPr>
-          <w:rFonts w:ascii="Times New Roman" w:hAnsi="Times New Roman" w:cs="Times New Roman"/>
-        </w:rPr>
-        <w:t xml:space="preserve">formed from the </w:t>
-      </w:r>
-      <w:r>
-        <w:rPr>
-          <w:rFonts w:ascii="Times New Roman" w:hAnsi="Times New Roman" w:cs="Times New Roman"/>
-        </w:rPr>
-        <w:t xml:space="preserve">otolith </w:t>
-      </w:r>
-      <w:r>
-        <w:rPr>
-          <w:rFonts w:ascii="Times New Roman" w:hAnsi="Times New Roman" w:cs="Times New Roman"/>
-        </w:rPr>
-        <w:t xml:space="preserve">core to just after the onset of the marine signature along the dorsal lobe scanning at </w:t>
-      </w:r>
-      <w:r>
-        <w:rPr>
-          <w:rFonts w:ascii="Times New Roman" w:hAnsi="Times New Roman" w:cs="Times New Roman"/>
-        </w:rPr>
-        <w:t xml:space="preserve">2 microns/second. </w:t>
-      </w:r>
-      <w:r>
-        <w:rPr>
-          <w:rFonts w:ascii="Times New Roman" w:hAnsi="Times New Roman" w:cs="Times New Roman"/>
-        </w:rPr>
-        <w:t>The resulting data</w:t>
-      </w:r>
-      <w:r>
-        <w:rPr>
-          <w:rFonts w:ascii="Times New Roman" w:hAnsi="Times New Roman" w:cs="Times New Roman"/>
-        </w:rPr>
-        <w:t xml:space="preserve">set </w:t>
-      </w:r>
-      <w:r>
-        <w:rPr>
-          <w:rFonts w:ascii="Times New Roman" w:hAnsi="Times New Roman" w:cs="Times New Roman"/>
-        </w:rPr>
-        <w:t>includes</w:t>
-      </w:r>
-      <w:r>
-        <w:rPr>
-          <w:rFonts w:ascii="Times New Roman" w:hAnsi="Times New Roman" w:cs="Times New Roman"/>
-        </w:rPr>
-        <w:t xml:space="preserve"> </w:t>
-      </w:r>
-      <w:r>
-        <w:rPr>
-          <w:rFonts w:ascii="Times New Roman" w:hAnsi="Times New Roman" w:cs="Times New Roman"/>
-        </w:rPr>
-        <w:t xml:space="preserve">a concurrently collected </w:t>
-      </w:r>
-      <w:r>
-        <w:rPr>
-          <w:rFonts w:ascii="Times New Roman" w:hAnsi="Times New Roman" w:cs="Times New Roman"/>
-        </w:rPr>
-        <w:t>time series</w:t>
-      </w:r>
-      <w:r>
-        <w:rPr>
-          <w:rFonts w:ascii="Times New Roman" w:hAnsi="Times New Roman" w:cs="Times New Roman"/>
-        </w:rPr>
-        <w:t xml:space="preserve"> of </w:t>
-      </w:r>
-      <w:r>
-        <w:rPr>
-          <w:rFonts w:ascii="Times New Roman" w:hAnsi="Times New Roman" w:cs="Times New Roman"/>
-        </w:rPr>
-        <w:t>⁸⁷Sr/⁸⁶Sr</w:t>
-      </w:r>
-      <w:r>
-        <w:rPr>
-          <w:rFonts w:ascii="Times New Roman" w:hAnsi="Times New Roman" w:cs="Times New Roman"/>
-        </w:rPr>
-        <w:t xml:space="preserve"> and Sr</w:t>
-      </w:r>
-      <w:r>
-        <w:rPr>
-          <w:rFonts w:ascii="Times New Roman" w:hAnsi="Times New Roman" w:cs="Times New Roman"/>
-          <w:vertAlign w:val="superscript"/>
-        </w:rPr>
-        <w:t>88</w:t>
-      </w:r>
-      <w:r>
-        <w:rPr>
-          <w:rFonts w:ascii="Times New Roman" w:hAnsi="Times New Roman" w:cs="Times New Roman"/>
-        </w:rPr>
-        <w:t xml:space="preserve"> along the same transect for all individuals. </w:t>
-      </w:r>
-      <w:r>
-        <w:rPr>
-          <w:rFonts w:ascii="Times New Roman" w:hAnsi="Times New Roman" w:cs="Times New Roman"/>
-        </w:rPr>
-        <w:t>Because</w:t>
-      </w:r>
-      <w:r>
-        <w:rPr>
-          <w:rFonts w:ascii="Times New Roman" w:hAnsi="Times New Roman" w:cs="Times New Roman"/>
-        </w:rPr>
-        <w:t xml:space="preserve"> the Yukon </w:t>
-      </w:r>
-      <w:r>
-        <w:rPr>
-          <w:rFonts w:ascii="Times New Roman" w:hAnsi="Times New Roman" w:cs="Times New Roman"/>
-        </w:rPr>
-        <w:t>river-</w:t>
-      </w:r>
-      <w:r>
-        <w:rPr>
-          <w:rFonts w:ascii="Times New Roman" w:hAnsi="Times New Roman" w:cs="Times New Roman"/>
-        </w:rPr>
-        <w:t xml:space="preserve">basin contains multiple distinct genetic reporting groups, fin clip samples were collected from a subset of Yukon individuals for genetic stock </w:t>
-      </w:r>
-      <w:r>
-        <w:rPr>
-          <w:rFonts w:ascii="Times New Roman" w:hAnsi="Times New Roman" w:cs="Times New Roman"/>
-        </w:rPr>
-        <w:t>assignment.</w:t>
-      </w:r>
-      <w:r>
-        <w:rPr>
-          <w:rFonts w:ascii="Times New Roman" w:hAnsi="Times New Roman" w:cs="Times New Roman"/>
-        </w:rPr>
-        <w:t xml:space="preserve"> </w:t>
-      </w:r>
-      <w:r>
-        <w:rPr>
-          <w:rFonts w:ascii="Times New Roman" w:hAnsi="Times New Roman" w:cs="Times New Roman"/>
-        </w:rPr>
-        <w:t>From these samples, a posterior probability of occupancy for three genetic reporting groups (Lower, Middle, and Upper Yukon) w</w:t>
-      </w:r>
-      <w:r>
-        <w:rPr>
-          <w:rFonts w:ascii="Times New Roman" w:hAnsi="Times New Roman" w:cs="Times New Roman"/>
-        </w:rPr>
-        <w:t>as</w:t>
-      </w:r>
-      <w:r>
-        <w:rPr>
-          <w:rFonts w:ascii="Times New Roman" w:hAnsi="Times New Roman" w:cs="Times New Roman"/>
-        </w:rPr>
-        <w:t xml:space="preserve"> assigned following methods outlined in Makhlouf et al., 2025 </w:t>
-      </w:r>
-      <w:r>
-        <w:rPr>
-          <w:rFonts w:ascii="Times New Roman" w:hAnsi="Times New Roman" w:cs="Times New Roman"/>
-        </w:rPr>
-        <w:fldChar w:fldCharType="begin"/>
-      </w:r>
-      <w:r>
-        <w:rPr>
-          <w:rFonts w:ascii="Times New Roman" w:hAnsi="Times New Roman" w:cs="Times New Roman"/>
-        </w:rPr>
-        <w:instrText xml:space="preserve"> ADDIN ZOTERO_ITEM CSL_CITATION {"citationID":"NISOW8Yf","properties":{"formattedCitation":"(West &amp; Dann, 2019)","plainCitation":"(West &amp; Dann, 2019)","noteIndex":0},"citationItems":[{"id":4781,"uris":["http://zotero.org/users/8421274/items/G3I6CPV6"],"itemData":{"id":4781,"type":"report","archive":"https://www.adfg.alaska.gov/FedAidPDFs/RIR.3A.2019.08.pdf","language":"en","number":"Alaska Department of Fish and Game, Division of Commercial Fisheries, Regional Information Report 3A19-08, Anchorage.","source":"Zotero","title":"Genetic stock identification of Pilot Station Chinook salmon, 2017.","author":[{"family":"West","given":"F"},{"family":"Dann","given":"T"}],"issued":{"date-parts":[["2019"]]}}}],"schema":"https://github.com/citation-style-language/schema/raw/master/csl-citation.json"} </w:instrText>
-      </w:r>
-      <w:r>
-        <w:rPr>
-          <w:rFonts w:ascii="Times New Roman" w:hAnsi="Times New Roman" w:cs="Times New Roman"/>
-        </w:rPr>
-        <w:fldChar w:fldCharType="separate"/>
-      </w:r>
-      <w:r>
-        <w:rPr>
-          <w:rFonts w:ascii="Times New Roman" w:hAnsi="Times New Roman" w:cs="Times New Roman"/>
-          <w:noProof/>
-        </w:rPr>
-        <w:t>(West &amp; Dann, 2019)</w:t>
-      </w:r>
-      <w:r>
-        <w:rPr>
-          <w:rFonts w:ascii="Times New Roman" w:hAnsi="Times New Roman" w:cs="Times New Roman"/>
-        </w:rPr>
-        <w:fldChar w:fldCharType="end"/>
-      </w:r>
-      <w:r>
-        <w:rPr>
-          <w:rFonts w:ascii="Times New Roman" w:hAnsi="Times New Roman" w:cs="Times New Roman"/>
-        </w:rPr>
-        <w:t xml:space="preserve">. </w:t>
-      </w:r>
-      <w:proofErr w:type="gramStart"/>
-      <w:r>
-        <w:rPr>
-          <w:rFonts w:ascii="Times New Roman" w:hAnsi="Times New Roman" w:cs="Times New Roman"/>
-        </w:rPr>
-        <w:t>Each individual</w:t>
-      </w:r>
-      <w:proofErr w:type="gramEnd"/>
-      <w:r>
-        <w:rPr>
-          <w:rFonts w:ascii="Times New Roman" w:hAnsi="Times New Roman" w:cs="Times New Roman"/>
-        </w:rPr>
-        <w:t xml:space="preserve"> with available genetic data was </w:t>
+        <w:t xml:space="preserve">. Each individual with available genetic data was </w:t>
       </w:r>
       <w:r>
         <w:rPr>
@@ -3864,21 +3796,7 @@
         <w:rPr>
           <w:rFonts w:ascii="Times New Roman" w:hAnsi="Times New Roman" w:cs="Times New Roman"/>
         </w:rPr>
-        <w:t xml:space="preserve">the start of the laser ablation </w:t>
-      </w:r>
-      <w:proofErr w:type="gramStart"/>
-      <w:r>
-        <w:rPr>
-          <w:rFonts w:ascii="Times New Roman" w:hAnsi="Times New Roman" w:cs="Times New Roman"/>
-        </w:rPr>
-        <w:t>transect</w:t>
-      </w:r>
-      <w:proofErr w:type="gramEnd"/>
-      <w:r>
-        <w:rPr>
-          <w:rFonts w:ascii="Times New Roman" w:hAnsi="Times New Roman" w:cs="Times New Roman"/>
-        </w:rPr>
-        <w:t xml:space="preserve"> and quality of the core signal varied among samples and years. T</w:t>
+        <w:t>the start of the laser ablation transect and quality of the core signal varied among samples and years. T</w:t>
       </w:r>
       <w:r>
         <w:rPr>
@@ -3886,14 +3804,12 @@
         </w:rPr>
         <w:t xml:space="preserve">herefore, to </w:t>
       </w:r>
-      <w:proofErr w:type="spellStart"/>
       <w:r>
         <w:rPr>
           <w:rFonts w:ascii="Times New Roman" w:hAnsi="Times New Roman" w:cs="Times New Roman"/>
         </w:rPr>
         <w:t>maximise</w:t>
       </w:r>
-      <w:proofErr w:type="spellEnd"/>
       <w:r>
         <w:rPr>
           <w:rFonts w:ascii="Times New Roman" w:hAnsi="Times New Roman" w:cs="Times New Roman"/>
@@ -4245,14 +4161,12 @@
         </w:rPr>
         <w:t xml:space="preserve">The GAM was fitted using thin plate regression and penalized iteratively re-weighted least squares (P-IRLS) to </w:t>
       </w:r>
-      <w:proofErr w:type="spellStart"/>
       <w:r>
         <w:rPr>
           <w:rFonts w:ascii="Times New Roman" w:hAnsi="Times New Roman" w:cs="Times New Roman"/>
         </w:rPr>
         <w:t>maximise</w:t>
       </w:r>
-      <w:proofErr w:type="spellEnd"/>
       <w:r>
         <w:rPr>
           <w:rFonts w:ascii="Times New Roman" w:hAnsi="Times New Roman" w:cs="Times New Roman"/>
@@ -4278,14 +4192,12 @@
         </w:rPr>
         <w:t xml:space="preserve">to </w:t>
       </w:r>
-      <w:proofErr w:type="spellStart"/>
       <w:r>
         <w:rPr>
           <w:rFonts w:ascii="Times New Roman" w:hAnsi="Times New Roman" w:cs="Times New Roman"/>
         </w:rPr>
         <w:t>minimise</w:t>
       </w:r>
-      <w:proofErr w:type="spellEnd"/>
       <w:r>
         <w:rPr>
           <w:rFonts w:ascii="Times New Roman" w:hAnsi="Times New Roman" w:cs="Times New Roman"/>
@@ -4364,16 +4276,8 @@
         <w:rPr>
           <w:rFonts w:ascii="Times New Roman" w:hAnsi="Times New Roman" w:cs="Times New Roman"/>
         </w:rPr>
-        <w:t xml:space="preserve">series for </w:t>
-      </w:r>
-      <w:proofErr w:type="gramStart"/>
-      <w:r>
-        <w:rPr>
-          <w:rFonts w:ascii="Times New Roman" w:hAnsi="Times New Roman" w:cs="Times New Roman"/>
-        </w:rPr>
-        <w:t>each individual</w:t>
-      </w:r>
-      <w:proofErr w:type="gramEnd"/>
+        <w:t>series for each individual</w:t>
+      </w:r>
       <w:r>
         <w:rPr>
           <w:rFonts w:ascii="Times New Roman" w:hAnsi="Times New Roman" w:cs="Times New Roman"/>
@@ -4392,14 +4296,12 @@
         </w:rPr>
         <w:t xml:space="preserve">defined as the average length of </w:t>
       </w:r>
-      <w:proofErr w:type="spellStart"/>
       <w:r>
         <w:rPr>
           <w:rFonts w:ascii="Times New Roman" w:hAnsi="Times New Roman" w:cs="Times New Roman"/>
         </w:rPr>
         <w:t>all time</w:t>
       </w:r>
-      <w:proofErr w:type="spellEnd"/>
       <w:r>
         <w:rPr>
           <w:rFonts w:ascii="Times New Roman" w:hAnsi="Times New Roman" w:cs="Times New Roman"/>
@@ -5087,7 +4989,6 @@
         </w:rPr>
         <w:t>. The Random Forest model was configured with 500 trees, and the number of predictors randomly sampled at each split (</w:t>
       </w:r>
-      <w:proofErr w:type="spellStart"/>
       <w:r>
         <w:rPr>
           <w:rStyle w:val="HTMLCode"/>
@@ -5097,7 +4998,6 @@
         </w:rPr>
         <w:t>mtry</w:t>
       </w:r>
-      <w:proofErr w:type="spellEnd"/>
       <w:r>
         <w:rPr>
           <w:rFonts w:ascii="Times New Roman" w:hAnsi="Times New Roman" w:cs="Times New Roman"/>
@@ -5716,7 +5616,13 @@
         <w:t>Supp</w:t>
       </w:r>
       <w:r>
-        <w:t>. Fig 1.</w:t>
+        <w:t>. Fig</w:t>
+      </w:r>
+      <w:r>
+        <w:t>ure</w:t>
+      </w:r>
+      <w:r>
+        <w:t xml:space="preserve"> 1.</w:t>
       </w:r>
       <w:r>
         <w:t>)</w:t>
@@ -5797,18 +5703,10 @@
         <w:t>60% to 90%.</w:t>
       </w:r>
       <w:r>
-        <w:t xml:space="preserve"> For a given confidence threshold, we calculated the number of individuals assigned to </w:t>
-      </w:r>
-      <w:proofErr w:type="gramStart"/>
-      <w:r>
-        <w:t xml:space="preserve">a </w:t>
-      </w:r>
-      <w:r>
-        <w:t>the</w:t>
-      </w:r>
-      <w:proofErr w:type="gramEnd"/>
-      <w:r>
-        <w:t xml:space="preserve"> correct </w:t>
+        <w:t xml:space="preserve"> For a given confidence threshold, we calculated the number of individuals assigned to a </w:t>
+      </w:r>
+      <w:r>
+        <w:t xml:space="preserve">the correct </w:t>
       </w:r>
       <w:r>
         <w:t>class with a calibrated probability value at or above the given threshold</w:t>
@@ -6129,14 +6027,37 @@
         <w:rPr>
           <w:rFonts w:ascii="Times New Roman" w:hAnsi="Times New Roman" w:cs="Times New Roman"/>
         </w:rPr>
+        <w:t xml:space="preserve"> (</w:t>
+      </w:r>
+      <w:r>
+        <w:rPr>
+          <w:rFonts w:ascii="Times New Roman" w:hAnsi="Times New Roman" w:cs="Times New Roman"/>
+        </w:rPr>
         <w:t xml:space="preserve"> </w:t>
       </w:r>
-      <w:proofErr w:type="gramStart"/>
-      <w:r>
-        <w:rPr>
-          <w:rFonts w:ascii="Times New Roman" w:hAnsi="Times New Roman" w:cs="Times New Roman"/>
-        </w:rPr>
-        <w:t>(</w:t>
+      <w:r>
+        <w:rPr>
+          <w:rFonts w:ascii="Times New Roman" w:hAnsi="Times New Roman" w:cs="Times New Roman"/>
+        </w:rPr>
+        <w:t>0.714</w:t>
+      </w:r>
+      <w:r>
+        <w:rPr>
+          <w:rFonts w:ascii="Times New Roman" w:hAnsi="Times New Roman" w:cs="Times New Roman"/>
+        </w:rPr>
+        <w:t xml:space="preserve">, </w:t>
+      </w:r>
+      <w:r>
+        <w:rPr>
+          <w:rFonts w:ascii="Times New Roman" w:hAnsi="Times New Roman" w:cs="Times New Roman"/>
+        </w:rPr>
+        <w:t>0.709</w:t>
+      </w:r>
+      <w:r>
+        <w:rPr>
+          <w:rFonts w:ascii="Times New Roman" w:hAnsi="Times New Roman" w:cs="Times New Roman"/>
+        </w:rPr>
+        <w:t>,</w:t>
       </w:r>
       <w:r>
         <w:rPr>
@@ -6148,41 +6069,8 @@
         <w:rPr>
           <w:rFonts w:ascii="Times New Roman" w:hAnsi="Times New Roman" w:cs="Times New Roman"/>
         </w:rPr>
-        <w:t>0.714</w:t>
-      </w:r>
-      <w:proofErr w:type="gramEnd"/>
-      <w:r>
-        <w:rPr>
-          <w:rFonts w:ascii="Times New Roman" w:hAnsi="Times New Roman" w:cs="Times New Roman"/>
-        </w:rPr>
-        <w:t xml:space="preserve">, </w:t>
-      </w:r>
-      <w:r>
-        <w:rPr>
-          <w:rFonts w:ascii="Times New Roman" w:hAnsi="Times New Roman" w:cs="Times New Roman"/>
-        </w:rPr>
-        <w:t>0.709</w:t>
-      </w:r>
-      <w:proofErr w:type="gramStart"/>
-      <w:r>
-        <w:rPr>
-          <w:rFonts w:ascii="Times New Roman" w:hAnsi="Times New Roman" w:cs="Times New Roman"/>
-        </w:rPr>
-        <w:t>,</w:t>
-      </w:r>
-      <w:r>
-        <w:rPr>
-          <w:rFonts w:ascii="Times New Roman" w:hAnsi="Times New Roman" w:cs="Times New Roman"/>
-        </w:rPr>
-        <w:t xml:space="preserve"> </w:t>
-      </w:r>
-      <w:r>
-        <w:rPr>
-          <w:rFonts w:ascii="Times New Roman" w:hAnsi="Times New Roman" w:cs="Times New Roman"/>
-        </w:rPr>
         <w:t xml:space="preserve"> 0.707</w:t>
       </w:r>
-      <w:proofErr w:type="gramEnd"/>
       <w:r>
         <w:rPr>
           <w:rFonts w:ascii="Times New Roman" w:hAnsi="Times New Roman" w:cs="Times New Roman"/>
@@ -6229,21 +6117,7 @@
         <w:rPr>
           <w:rFonts w:ascii="Times New Roman" w:hAnsi="Times New Roman" w:cs="Times New Roman"/>
         </w:rPr>
-        <w:t xml:space="preserve"> Notably, many Yukon fish assigned to the CWAK region appeared to have a much less pronounced increase in ⁸⁷Sr/⁸⁶Sr, which is consistent with less residence time in the mainstem </w:t>
-      </w:r>
-      <w:proofErr w:type="gramStart"/>
-      <w:r>
-        <w:rPr>
-          <w:rFonts w:ascii="Times New Roman" w:hAnsi="Times New Roman" w:cs="Times New Roman"/>
-        </w:rPr>
-        <w:t>as a result of</w:t>
-      </w:r>
-      <w:proofErr w:type="gramEnd"/>
-      <w:r>
-        <w:rPr>
-          <w:rFonts w:ascii="Times New Roman" w:hAnsi="Times New Roman" w:cs="Times New Roman"/>
-        </w:rPr>
-        <w:t xml:space="preserve"> a much shorter distance from their natal origin region to the ocean. </w:t>
+        <w:t xml:space="preserve"> Notably, many Yukon fish assigned to the CWAK region appeared to have a much less pronounced increase in ⁸⁷Sr/⁸⁶Sr, which is consistent with less residence time in the mainstem as a result of a much shorter distance from their natal origin region to the ocean. </w:t>
       </w:r>
       <w:r>
         <w:rPr>
@@ -6316,27 +6190,13 @@
         <w:rPr>
           <w:rFonts w:ascii="Times New Roman" w:hAnsi="Times New Roman" w:cs="Times New Roman"/>
         </w:rPr>
-        <w:t>a</w:t>
-      </w:r>
-      <w:proofErr w:type="gramStart"/>
-      <w:r>
-        <w:rPr>
-          <w:rFonts w:ascii="Times New Roman" w:hAnsi="Times New Roman" w:cs="Times New Roman"/>
-        </w:rPr>
-        <w:t xml:space="preserve">) </w:t>
-      </w:r>
-      <w:r>
-        <w:rPr>
-          <w:rFonts w:ascii="Times New Roman" w:hAnsi="Times New Roman" w:cs="Times New Roman"/>
-        </w:rPr>
-        <w:t>,</w:t>
-      </w:r>
-      <w:proofErr w:type="gramEnd"/>
-      <w:r>
-        <w:rPr>
-          <w:rFonts w:ascii="Times New Roman" w:hAnsi="Times New Roman" w:cs="Times New Roman"/>
-        </w:rPr>
-        <w:t xml:space="preserve"> which is expected given that all individuals in this subset have very similar natal origin values. </w:t>
+        <w:t xml:space="preserve">a) </w:t>
+      </w:r>
+      <w:r>
+        <w:rPr>
+          <w:rFonts w:ascii="Times New Roman" w:hAnsi="Times New Roman" w:cs="Times New Roman"/>
+        </w:rPr>
+        <w:t xml:space="preserve">, which is expected given that all individuals in this subset have very similar natal origin values. </w:t>
       </w:r>
     </w:p>
     <w:p>
@@ -6419,16 +6279,8 @@
         <w:rPr>
           <w:rFonts w:ascii="Times New Roman" w:hAnsi="Times New Roman" w:cs="Times New Roman"/>
         </w:rPr>
-        <w:t xml:space="preserve"> </w:t>
-      </w:r>
-      <w:proofErr w:type="gramStart"/>
-      <w:r>
-        <w:rPr>
-          <w:rFonts w:ascii="Times New Roman" w:hAnsi="Times New Roman" w:cs="Times New Roman"/>
-        </w:rPr>
-        <w:t>was</w:t>
-      </w:r>
-      <w:proofErr w:type="gramEnd"/>
+        <w:t xml:space="preserve"> was</w:t>
+      </w:r>
       <w:r>
         <w:rPr>
           <w:rFonts w:ascii="Times New Roman" w:hAnsi="Times New Roman" w:cs="Times New Roman"/>
@@ -6779,21 +6631,7 @@
         <w:rPr>
           <w:rFonts w:ascii="Times New Roman" w:hAnsi="Times New Roman" w:cs="Times New Roman"/>
         </w:rPr>
-        <w:t xml:space="preserve"> the most frequent misclassification was Yukon fish predicted to have been Kuskokwim (8.8% of Yukon fish</w:t>
-      </w:r>
-      <w:proofErr w:type="gramStart"/>
-      <w:r>
-        <w:rPr>
-          <w:rFonts w:ascii="Times New Roman" w:hAnsi="Times New Roman" w:cs="Times New Roman"/>
-        </w:rPr>
-        <w:t>),</w:t>
-      </w:r>
-      <w:proofErr w:type="gramEnd"/>
-      <w:r>
-        <w:rPr>
-          <w:rFonts w:ascii="Times New Roman" w:hAnsi="Times New Roman" w:cs="Times New Roman"/>
-        </w:rPr>
-        <w:t xml:space="preserve"> however this represented only one additional individual misclassified (9 in the total analysis vs</w:t>
+        <w:t xml:space="preserve"> the most frequent misclassification was Yukon fish predicted to have been Kuskokwim (8.8% of Yukon fish), however this represented only one additional individual misclassified (9 in the total analysis vs</w:t>
       </w:r>
       <w:r>
         <w:rPr>
@@ -6823,35 +6661,7 @@
         <w:rPr>
           <w:rFonts w:ascii="Times New Roman" w:hAnsi="Times New Roman" w:cs="Times New Roman"/>
         </w:rPr>
-        <w:t xml:space="preserve">Classification accuracy within the CWAK reporting group, which includes the Kuskokwim, Nushagak, and Lower Yukon regions was 90.0%. Classification accuracy for regions in our dataset not within CWAK was 97.9%. Yukon classification accuracy for those within the CWAK group fell to 73.3%. However, it should be noted that the sample size of CWAK Yukon individuals was significantly lower than other groups </w:t>
-      </w:r>
-      <w:proofErr w:type="gramStart"/>
-      <w:r>
-        <w:rPr>
-          <w:rFonts w:ascii="Times New Roman" w:hAnsi="Times New Roman" w:cs="Times New Roman"/>
-        </w:rPr>
-        <w:t>( n</w:t>
-      </w:r>
-      <w:proofErr w:type="gramEnd"/>
-      <w:r>
-        <w:rPr>
-          <w:rFonts w:ascii="Times New Roman" w:hAnsi="Times New Roman" w:cs="Times New Roman"/>
-        </w:rPr>
-        <w:t xml:space="preserve"> = </w:t>
-      </w:r>
-      <w:proofErr w:type="gramStart"/>
-      <w:r>
-        <w:rPr>
-          <w:rFonts w:ascii="Times New Roman" w:hAnsi="Times New Roman" w:cs="Times New Roman"/>
-        </w:rPr>
-        <w:t>29 )</w:t>
-      </w:r>
-      <w:proofErr w:type="gramEnd"/>
-      <w:r>
-        <w:rPr>
-          <w:rFonts w:ascii="Times New Roman" w:hAnsi="Times New Roman" w:cs="Times New Roman"/>
-        </w:rPr>
-        <w:t xml:space="preserve"> , resulting in a more pronounced impact to class- specific accuracy from misassignment to relatively few individuals. </w:t>
+        <w:t xml:space="preserve">Classification accuracy within the CWAK reporting group, which includes the Kuskokwim, Nushagak, and Lower Yukon regions was 90.0%. Classification accuracy for regions in our dataset not within CWAK was 97.9%. Yukon classification accuracy for those within the CWAK group fell to 73.3%. However, it should be noted that the sample size of CWAK Yukon individuals was significantly lower than other groups ( n = 29 ) , resulting in a more pronounced impact to class- specific accuracy from misassignment to relatively few individuals. </w:t>
       </w:r>
     </w:p>
     <w:p>
@@ -6953,7 +6763,19 @@
         <w:rPr>
           <w:rFonts w:ascii="Times New Roman" w:hAnsi="Times New Roman" w:cs="Times New Roman"/>
         </w:rPr>
-        <w:t xml:space="preserve"> Visual assessments indicated improved calibration, with the relationship between predicted and observed probabilities approximating a 1:1 line across all classes and model–data type combinations (ex. Supp. Fig 1). </w:t>
+        <w:t xml:space="preserve"> Visual assessments indicated improved calibration, with the relationship between predicted and observed probabilities approximating a 1:1 line across all classes and model–data type combinations (ex. Supp. Fig</w:t>
+      </w:r>
+      <w:r>
+        <w:rPr>
+          <w:rFonts w:ascii="Times New Roman" w:hAnsi="Times New Roman" w:cs="Times New Roman"/>
+        </w:rPr>
+        <w:t>ure</w:t>
+      </w:r>
+      <w:r>
+        <w:rPr>
+          <w:rFonts w:ascii="Times New Roman" w:hAnsi="Times New Roman" w:cs="Times New Roman"/>
+        </w:rPr>
+        <w:t xml:space="preserve"> 1). </w:t>
       </w:r>
       <w:r>
         <w:rPr>
@@ -7485,7 +7307,13 @@
         <w:rPr>
           <w:rFonts w:ascii="Times New Roman" w:hAnsi="Times New Roman" w:cs="Times New Roman"/>
         </w:rPr>
-        <w:t xml:space="preserve">Figure </w:t>
+        <w:t>u</w:t>
+      </w:r>
+      <w:r>
+        <w:rPr>
+          <w:rFonts w:ascii="Times New Roman" w:hAnsi="Times New Roman" w:cs="Times New Roman"/>
+        </w:rPr>
+        <w:t xml:space="preserve">ure </w:t>
       </w:r>
       <w:r>
         <w:rPr>
@@ -7551,21 +7379,7 @@
         <w:rPr>
           <w:rFonts w:ascii="Times New Roman" w:hAnsi="Times New Roman" w:cs="Times New Roman"/>
         </w:rPr>
-        <w:t>migration through the enriched mainstem tributary (</w:t>
-      </w:r>
-      <w:proofErr w:type="spellStart"/>
-      <w:r>
-        <w:rPr>
-          <w:rFonts w:ascii="Times New Roman" w:hAnsi="Times New Roman" w:cs="Times New Roman"/>
-        </w:rPr>
-        <w:t>i.e</w:t>
-      </w:r>
-      <w:proofErr w:type="spellEnd"/>
-      <w:r>
-        <w:rPr>
-          <w:rFonts w:ascii="Times New Roman" w:hAnsi="Times New Roman" w:cs="Times New Roman"/>
-        </w:rPr>
-        <w:t xml:space="preserve"> Figure </w:t>
+        <w:t xml:space="preserve">migration through the enriched mainstem tributary (i.e Figure </w:t>
       </w:r>
       <w:r>
         <w:rPr>
@@ -7728,28 +7542,7 @@
         <w:rPr>
           <w:rFonts w:ascii="Times New Roman" w:hAnsi="Times New Roman" w:cs="Times New Roman"/>
         </w:rPr>
-        <w:t xml:space="preserve">methods </w:t>
-      </w:r>
-      <w:proofErr w:type="gramStart"/>
-      <w:r>
-        <w:rPr>
-          <w:rFonts w:ascii="Times New Roman" w:hAnsi="Times New Roman" w:cs="Times New Roman"/>
-        </w:rPr>
-        <w:t>( 90</w:t>
-      </w:r>
-      <w:proofErr w:type="gramEnd"/>
-      <w:r>
-        <w:rPr>
-          <w:rFonts w:ascii="Times New Roman" w:hAnsi="Times New Roman" w:cs="Times New Roman"/>
-        </w:rPr>
-        <w:t xml:space="preserve">% confidence threshold on the restricted </w:t>
-      </w:r>
-      <w:proofErr w:type="gramStart"/>
-      <w:r>
-        <w:rPr>
-          <w:rFonts w:ascii="Times New Roman" w:hAnsi="Times New Roman" w:cs="Times New Roman"/>
-        </w:rPr>
-        <w:t>dataset</w:t>
+        <w:t>methods ( 90% confidence threshold on the restricted dataset</w:t>
       </w:r>
       <w:r>
         <w:rPr>
@@ -7761,14 +7554,7 @@
         <w:rPr>
           <w:rFonts w:ascii="Times New Roman" w:hAnsi="Times New Roman" w:cs="Times New Roman"/>
         </w:rPr>
-        <w:t>)</w:t>
-      </w:r>
-      <w:proofErr w:type="gramEnd"/>
-      <w:r>
-        <w:rPr>
-          <w:rFonts w:ascii="Times New Roman" w:hAnsi="Times New Roman" w:cs="Times New Roman"/>
-        </w:rPr>
-        <w:t xml:space="preserve"> we achieved 78% classification accuracy across all three datasets.</w:t>
+        <w:t>) we achieved 78% classification accuracy across all three datasets.</w:t>
       </w:r>
       <w:r>
         <w:rPr>
@@ -7813,21 +7599,7 @@
         <w:rPr>
           <w:rFonts w:ascii="Times New Roman" w:hAnsi="Times New Roman" w:cs="Times New Roman"/>
         </w:rPr>
-        <w:t xml:space="preserve">from the </w:t>
-      </w:r>
-      <w:proofErr w:type="gramStart"/>
-      <w:r>
-        <w:rPr>
-          <w:rFonts w:ascii="Times New Roman" w:hAnsi="Times New Roman" w:cs="Times New Roman"/>
-        </w:rPr>
-        <w:t>Yukon river</w:t>
-      </w:r>
-      <w:proofErr w:type="gramEnd"/>
-      <w:r>
-        <w:rPr>
-          <w:rFonts w:ascii="Times New Roman" w:hAnsi="Times New Roman" w:cs="Times New Roman"/>
-        </w:rPr>
-        <w:t xml:space="preserve"> </w:t>
+        <w:t xml:space="preserve">from the Yukon river </w:t>
       </w:r>
       <w:r>
         <w:rPr>
@@ -8069,15 +7841,7 @@
         <w:t xml:space="preserve">Our dataset is unusually large for its type and includes samples collected across several years and from nearly all parts of the sampled watersheds. As such, we expect it to be broadly representative of the natural variability among years, and that the model presented here will generalize well to new years of data. However, due to sample size constraints we did not include a true validation set from a year excluded from the training and testing data, leaving open the possibility that some degree of overfitting to this dataset could affect assignment accuracy for unseen years. </w:t>
       </w:r>
       <w:r>
-        <w:t xml:space="preserve">During exploratory analyses, we conducted a preliminary cross-year validation in which one year of Yukon data was withheld in each run and used as a validation set. Classification accuracy across years was generally consistent with testing performance, except for 2019, which performed moderately worse, possibly due to differences in sample preparation or data quality. While these preliminary results were not included in the final </w:t>
-      </w:r>
-      <w:proofErr w:type="gramStart"/>
-      <w:r>
-        <w:t>analysis</w:t>
-      </w:r>
-      <w:proofErr w:type="gramEnd"/>
-      <w:r>
-        <w:t xml:space="preserve"> they support the potential for this model to generalize to new years of data, </w:t>
+        <w:t xml:space="preserve">During exploratory analyses, we conducted a preliminary cross-year validation in which one year of Yukon data was withheld in each run and used as a validation set. Classification accuracy across years was generally consistent with testing performance, except for 2019, which performed moderately worse, possibly due to differences in sample preparation or data quality. While these preliminary results were not included in the final analysis they support the potential for this model to generalize to new years of data, </w:t>
       </w:r>
       <w:r>
         <w:t xml:space="preserve">which we plan to further evaluate as additional, currently unprocessed years of otolith data become available. </w:t>
@@ -8139,11 +7903,9 @@
       <w:r>
         <w:t xml:space="preserve">, or deep learning approaches which can accommodate variation in time-series length and </w:t>
       </w:r>
-      <w:proofErr w:type="spellStart"/>
       <w:r>
         <w:t>minimise</w:t>
       </w:r>
-      <w:proofErr w:type="spellEnd"/>
       <w:r>
         <w:t xml:space="preserve"> the need for preprocessing</w:t>
       </w:r>
@@ -8547,21 +8309,12 @@
         </w:rPr>
         <w:t>and the </w:t>
       </w:r>
-      <w:proofErr w:type="spellStart"/>
       <w:r>
         <w:rPr>
           <w:color w:val="222222"/>
           <w:shd w:val="clear" w:color="auto" w:fill="FFFFFF"/>
         </w:rPr>
-        <w:t>Orutsararmiut</w:t>
-      </w:r>
-      <w:proofErr w:type="spellEnd"/>
-      <w:r>
-        <w:rPr>
-          <w:color w:val="222222"/>
-          <w:shd w:val="clear" w:color="auto" w:fill="FFFFFF"/>
-        </w:rPr>
-        <w:t xml:space="preserve"> Native Council</w:t>
+        <w:t>Orutsararmiut Native Council</w:t>
       </w:r>
       <w:r>
         <w:rPr>
@@ -8904,35 +8657,7 @@
         <w:rPr>
           <w:rFonts w:ascii="Times New Roman" w:hAnsi="Times New Roman" w:cs="Times New Roman"/>
         </w:rPr>
-        <w:t xml:space="preserve">Arai, K., Castonguay, M., </w:t>
-      </w:r>
-      <w:proofErr w:type="spellStart"/>
-      <w:r>
-        <w:rPr>
-          <w:rFonts w:ascii="Times New Roman" w:hAnsi="Times New Roman" w:cs="Times New Roman"/>
-        </w:rPr>
-        <w:t>Lyubchich</w:t>
-      </w:r>
-      <w:proofErr w:type="spellEnd"/>
-      <w:r>
-        <w:rPr>
-          <w:rFonts w:ascii="Times New Roman" w:hAnsi="Times New Roman" w:cs="Times New Roman"/>
-        </w:rPr>
-        <w:t xml:space="preserve">, V., &amp; Secor, D. H. (2023). Integrating machine learning with otolith </w:t>
-      </w:r>
-      <w:proofErr w:type="spellStart"/>
-      <w:r>
-        <w:rPr>
-          <w:rFonts w:ascii="Times New Roman" w:hAnsi="Times New Roman" w:cs="Times New Roman"/>
-        </w:rPr>
-        <w:t>isoscapes</w:t>
-      </w:r>
-      <w:proofErr w:type="spellEnd"/>
-      <w:r>
-        <w:rPr>
-          <w:rFonts w:ascii="Times New Roman" w:hAnsi="Times New Roman" w:cs="Times New Roman"/>
-        </w:rPr>
-        <w:t xml:space="preserve">: Reconstructing connectivity of a marine fish over four decades. </w:t>
+        <w:t xml:space="preserve">Arai, K., Castonguay, M., Lyubchich, V., &amp; Secor, D. H. (2023). Integrating machine learning with otolith isoscapes: Reconstructing connectivity of a marine fish over four decades. </w:t>
       </w:r>
       <w:r>
         <w:rPr>
@@ -8988,21 +8713,7 @@
         <w:rPr>
           <w:rFonts w:ascii="Times New Roman" w:hAnsi="Times New Roman" w:cs="Times New Roman"/>
         </w:rPr>
-        <w:t xml:space="preserve"> (p. 2025.08.19.671102). </w:t>
-      </w:r>
-      <w:proofErr w:type="spellStart"/>
-      <w:r>
-        <w:rPr>
-          <w:rFonts w:ascii="Times New Roman" w:hAnsi="Times New Roman" w:cs="Times New Roman"/>
-        </w:rPr>
-        <w:t>bioRxiv</w:t>
-      </w:r>
-      <w:proofErr w:type="spellEnd"/>
-      <w:r>
-        <w:rPr>
-          <w:rFonts w:ascii="Times New Roman" w:hAnsi="Times New Roman" w:cs="Times New Roman"/>
-        </w:rPr>
-        <w:t>. https://doi.org/10.1101/2025.08.19.671102</w:t>
+        <w:t xml:space="preserve"> (p. 2025.08.19.671102). bioRxiv. https://doi.org/10.1101/2025.08.19.671102</w:t>
       </w:r>
     </w:p>
     <w:p>
@@ -9059,21 +8770,7 @@
           <w:rFonts w:ascii="Times New Roman" w:hAnsi="Times New Roman" w:cs="Times New Roman"/>
         </w:rPr>
         <w:lastRenderedPageBreak/>
-        <w:t xml:space="preserve">Beacham, T. D., Lapointe, M., Candy, J. R., Miller, K. M., &amp; </w:t>
-      </w:r>
-      <w:proofErr w:type="spellStart"/>
-      <w:r>
-        <w:rPr>
-          <w:rFonts w:ascii="Times New Roman" w:hAnsi="Times New Roman" w:cs="Times New Roman"/>
-        </w:rPr>
-        <w:t>Withler</w:t>
-      </w:r>
-      <w:proofErr w:type="spellEnd"/>
-      <w:r>
-        <w:rPr>
-          <w:rFonts w:ascii="Times New Roman" w:hAnsi="Times New Roman" w:cs="Times New Roman"/>
-        </w:rPr>
-        <w:t xml:space="preserve">, R. E. (2004). DNA in Action: Rapid Application of DNA Variation to Sockeye Salmon Fisheries Management. </w:t>
+        <w:t xml:space="preserve">Beacham, T. D., Lapointe, M., Candy, J. R., Miller, K. M., &amp; Withler, R. E. (2004). DNA in Action: Rapid Application of DNA Variation to Sockeye Salmon Fisheries Management. </w:t>
       </w:r>
       <w:r>
         <w:rPr>
@@ -9157,21 +8854,7 @@
         <w:rPr>
           <w:rFonts w:ascii="Times New Roman" w:hAnsi="Times New Roman" w:cs="Times New Roman"/>
         </w:rPr>
-        <w:t xml:space="preserve">Brennan, S. R., &amp; Schindler, D. E. (2017). Linking otolith microchemistry and dendritic </w:t>
-      </w:r>
-      <w:proofErr w:type="spellStart"/>
-      <w:r>
-        <w:rPr>
-          <w:rFonts w:ascii="Times New Roman" w:hAnsi="Times New Roman" w:cs="Times New Roman"/>
-        </w:rPr>
-        <w:t>isoscapes</w:t>
-      </w:r>
-      <w:proofErr w:type="spellEnd"/>
-      <w:r>
-        <w:rPr>
-          <w:rFonts w:ascii="Times New Roman" w:hAnsi="Times New Roman" w:cs="Times New Roman"/>
-        </w:rPr>
-        <w:t xml:space="preserve"> to map heterogeneous production of fish across river basins. </w:t>
+        <w:t xml:space="preserve">Brennan, S. R., &amp; Schindler, D. E. (2017). Linking otolith microchemistry and dendritic isoscapes to map heterogeneous production of fish across river basins. </w:t>
       </w:r>
       <w:r>
         <w:rPr>
@@ -9213,21 +8896,7 @@
         <w:rPr>
           <w:rFonts w:ascii="Times New Roman" w:hAnsi="Times New Roman" w:cs="Times New Roman"/>
         </w:rPr>
-        <w:t xml:space="preserve">Brennan, S. R., Zimmerman, C. E., Fernandez, D. P., </w:t>
-      </w:r>
-      <w:proofErr w:type="spellStart"/>
-      <w:r>
-        <w:rPr>
-          <w:rFonts w:ascii="Times New Roman" w:hAnsi="Times New Roman" w:cs="Times New Roman"/>
-        </w:rPr>
-        <w:t>Cerling</w:t>
-      </w:r>
-      <w:proofErr w:type="spellEnd"/>
-      <w:r>
-        <w:rPr>
-          <w:rFonts w:ascii="Times New Roman" w:hAnsi="Times New Roman" w:cs="Times New Roman"/>
-        </w:rPr>
-        <w:t xml:space="preserve">, T. E., McPhee, M. V., &amp; Wooller, M. J. (2015). Strontium isotopes delineate fine-scale natal origins and migration histories of Pacific salmon. </w:t>
+        <w:t xml:space="preserve">Brennan, S. R., Zimmerman, C. E., Fernandez, D. P., Cerling, T. E., McPhee, M. V., &amp; Wooller, M. J. (2015). Strontium isotopes delineate fine-scale natal origins and migration histories of Pacific salmon. </w:t>
       </w:r>
       <w:r>
         <w:rPr>
@@ -9269,23 +8938,7 @@
         <w:rPr>
           <w:rFonts w:ascii="Times New Roman" w:hAnsi="Times New Roman" w:cs="Times New Roman"/>
         </w:rPr>
-        <w:t xml:space="preserve">Campana, S. (1999). Chemistry and composition of fish </w:t>
-      </w:r>
-      <w:proofErr w:type="spellStart"/>
-      <w:proofErr w:type="gramStart"/>
-      <w:r>
-        <w:rPr>
-          <w:rFonts w:ascii="Times New Roman" w:hAnsi="Times New Roman" w:cs="Times New Roman"/>
-        </w:rPr>
-        <w:t>otoliths:pathways</w:t>
-      </w:r>
-      <w:proofErr w:type="spellEnd"/>
-      <w:proofErr w:type="gramEnd"/>
-      <w:r>
-        <w:rPr>
-          <w:rFonts w:ascii="Times New Roman" w:hAnsi="Times New Roman" w:cs="Times New Roman"/>
-        </w:rPr>
-        <w:t xml:space="preserve">, mechanisms and applications. </w:t>
+        <w:t xml:space="preserve">Campana, S. (1999). Chemistry and composition of fish otoliths:pathways, mechanisms and applications. </w:t>
       </w:r>
       <w:r>
         <w:rPr>
@@ -9329,7 +8982,6 @@
         </w:rPr>
         <w:t xml:space="preserve">Capo, R. C., Stewart, B. W., &amp; Chadwick, O. A. (1998). Strontium isotopes as tracers of ecosystem processes: Theory and methods. </w:t>
       </w:r>
-      <w:proofErr w:type="spellStart"/>
       <w:r>
         <w:rPr>
           <w:rFonts w:ascii="Times New Roman" w:hAnsi="Times New Roman" w:cs="Times New Roman"/>
@@ -9338,7 +8990,6 @@
         </w:rPr>
         <w:t>Geoderma</w:t>
       </w:r>
-      <w:proofErr w:type="spellEnd"/>
       <w:r>
         <w:rPr>
           <w:rFonts w:ascii="Times New Roman" w:hAnsi="Times New Roman" w:cs="Times New Roman"/>
@@ -9497,35 +9148,7 @@
         <w:rPr>
           <w:rFonts w:ascii="Times New Roman" w:hAnsi="Times New Roman" w:cs="Times New Roman"/>
         </w:rPr>
-        <w:t xml:space="preserve">Feddern, M. L., Schoen, E. R., </w:t>
-      </w:r>
-      <w:proofErr w:type="spellStart"/>
-      <w:r>
-        <w:rPr>
-          <w:rFonts w:ascii="Times New Roman" w:hAnsi="Times New Roman" w:cs="Times New Roman"/>
-        </w:rPr>
-        <w:t>Shaftel</w:t>
-      </w:r>
-      <w:proofErr w:type="spellEnd"/>
-      <w:r>
-        <w:rPr>
-          <w:rFonts w:ascii="Times New Roman" w:hAnsi="Times New Roman" w:cs="Times New Roman"/>
-        </w:rPr>
-        <w:t xml:space="preserve">, R., Cunningham, C. J., </w:t>
-      </w:r>
-      <w:proofErr w:type="spellStart"/>
-      <w:r>
-        <w:rPr>
-          <w:rFonts w:ascii="Times New Roman" w:hAnsi="Times New Roman" w:cs="Times New Roman"/>
-        </w:rPr>
-        <w:t>Chythlook</w:t>
-      </w:r>
-      <w:proofErr w:type="spellEnd"/>
-      <w:r>
-        <w:rPr>
-          <w:rFonts w:ascii="Times New Roman" w:hAnsi="Times New Roman" w:cs="Times New Roman"/>
-        </w:rPr>
-        <w:t xml:space="preserve">, C., Connors, B. M., Murdoch, A. D., von Biela, V. R., &amp; Woods, B. (2023). Kings of the North: Bridging Disciplines to Understand the Effects of Changing Climate on Chinook Salmon in the Arctic-Yukon-Kuskokwim Region. </w:t>
+        <w:t xml:space="preserve">Feddern, M. L., Schoen, E. R., Shaftel, R., Cunningham, C. J., Chythlook, C., Connors, B. M., Murdoch, A. D., von Biela, V. R., &amp; Woods, B. (2023). Kings of the North: Bridging Disciplines to Understand the Effects of Changing Climate on Chinook Salmon in the Arctic-Yukon-Kuskokwim Region. </w:t>
       </w:r>
       <w:r>
         <w:rPr>
@@ -9610,21 +9233,7 @@
           <w:rFonts w:ascii="Times New Roman" w:hAnsi="Times New Roman" w:cs="Times New Roman"/>
         </w:rPr>
         <w:lastRenderedPageBreak/>
-        <w:t xml:space="preserve">Hegg, J. C., Kennedy, B. P., &amp; </w:t>
-      </w:r>
-      <w:proofErr w:type="spellStart"/>
-      <w:r>
-        <w:rPr>
-          <w:rFonts w:ascii="Times New Roman" w:hAnsi="Times New Roman" w:cs="Times New Roman"/>
-        </w:rPr>
-        <w:t>Chittaro</w:t>
-      </w:r>
-      <w:proofErr w:type="spellEnd"/>
-      <w:r>
-        <w:rPr>
-          <w:rFonts w:ascii="Times New Roman" w:hAnsi="Times New Roman" w:cs="Times New Roman"/>
-        </w:rPr>
-        <w:t xml:space="preserve">, P. (2019). What did you say about my mother? The complexities of maternally derived chemical signatures in otoliths. </w:t>
+        <w:t xml:space="preserve">Hegg, J. C., Kennedy, B. P., &amp; Chittaro, P. (2019). What did you say about my mother? The complexities of maternally derived chemical signatures in otoliths. </w:t>
       </w:r>
       <w:r>
         <w:rPr>
@@ -9780,47 +9389,103 @@
         </w:rPr>
         <w:t xml:space="preserve">Kuhn, M., &amp; Wickam, H. (2020). </w:t>
       </w:r>
-      <w:proofErr w:type="spellStart"/>
       <w:r>
         <w:rPr>
           <w:rFonts w:ascii="Times New Roman" w:hAnsi="Times New Roman" w:cs="Times New Roman"/>
           <w:i/>
           <w:iCs/>
         </w:rPr>
-        <w:t>Tidymodels</w:t>
-      </w:r>
-      <w:proofErr w:type="spellEnd"/>
+        <w:t>Tidymodels: A collection of packages for modeling and machine learning using tidyverse principles.</w:t>
+      </w:r>
+      <w:r>
+        <w:rPr>
+          <w:rFonts w:ascii="Times New Roman" w:hAnsi="Times New Roman" w:cs="Times New Roman"/>
+        </w:rPr>
+        <w:t xml:space="preserve"> [Computer software]. https://www.tidymodels.org</w:t>
+      </w:r>
+    </w:p>
+    <w:p>
+      <w:pPr>
+        <w:pStyle w:val="Bibliography"/>
+        <w:rPr>
+          <w:rFonts w:ascii="Times New Roman" w:hAnsi="Times New Roman" w:cs="Times New Roman"/>
+        </w:rPr>
+      </w:pPr>
+      <w:r>
+        <w:rPr>
+          <w:rFonts w:ascii="Times New Roman" w:hAnsi="Times New Roman" w:cs="Times New Roman"/>
+        </w:rPr>
+        <w:t xml:space="preserve">Lamborn, C. C., Ohlberger, J., Walsworth, T. E., Westley, P. A. H., Cunningham, C. J., Wynsma, S., &amp; Smith, J. W. (2025). A Synthesis of Factors Related to Trends in Abundance and Demography of Alaska Chinook Salmon (Oncorhynchus tshawytscha, Salmonidae): Implications for Research, Management, and Policy. </w:t>
+      </w:r>
       <w:r>
         <w:rPr>
           <w:rFonts w:ascii="Times New Roman" w:hAnsi="Times New Roman" w:cs="Times New Roman"/>
           <w:i/>
           <w:iCs/>
         </w:rPr>
-        <w:t xml:space="preserve">: A collection of packages for modeling and machine learning using </w:t>
-      </w:r>
-      <w:proofErr w:type="spellStart"/>
+        <w:t>Fish and Fisheries</w:t>
+      </w:r>
+      <w:r>
+        <w:rPr>
+          <w:rFonts w:ascii="Times New Roman" w:hAnsi="Times New Roman" w:cs="Times New Roman"/>
+        </w:rPr>
+        <w:t xml:space="preserve">, </w:t>
+      </w:r>
       <w:r>
         <w:rPr>
           <w:rFonts w:ascii="Times New Roman" w:hAnsi="Times New Roman" w:cs="Times New Roman"/>
           <w:i/>
           <w:iCs/>
         </w:rPr>
-        <w:t>tidyverse</w:t>
-      </w:r>
-      <w:proofErr w:type="spellEnd"/>
+        <w:t>n/a</w:t>
+      </w:r>
+      <w:r>
+        <w:rPr>
+          <w:rFonts w:ascii="Times New Roman" w:hAnsi="Times New Roman" w:cs="Times New Roman"/>
+        </w:rPr>
+        <w:t>(n/a). https://doi.org/10.1111/faf.12895</w:t>
+      </w:r>
+    </w:p>
+    <w:p>
+      <w:pPr>
+        <w:pStyle w:val="Bibliography"/>
+        <w:rPr>
+          <w:rFonts w:ascii="Times New Roman" w:hAnsi="Times New Roman" w:cs="Times New Roman"/>
+        </w:rPr>
+      </w:pPr>
+      <w:r>
+        <w:rPr>
+          <w:rFonts w:ascii="Times New Roman" w:hAnsi="Times New Roman" w:cs="Times New Roman"/>
+        </w:rPr>
+        <w:t xml:space="preserve">Larson, W. A., Seeb, J. E., Pascal, C. E., Templin, W. D., &amp; Seeb, L. W. (2014). Single-nucleotide polymorphisms (SNPs) identified through genotyping-by-sequencing improve genetic stock identification of Chinook salmon (Oncorhynchus tshawytscha) from western Alaska. </w:t>
+      </w:r>
       <w:r>
         <w:rPr>
           <w:rFonts w:ascii="Times New Roman" w:hAnsi="Times New Roman" w:cs="Times New Roman"/>
           <w:i/>
           <w:iCs/>
         </w:rPr>
-        <w:t xml:space="preserve"> principles.</w:t>
-      </w:r>
-      <w:r>
-        <w:rPr>
-          <w:rFonts w:ascii="Times New Roman" w:hAnsi="Times New Roman" w:cs="Times New Roman"/>
-        </w:rPr>
-        <w:t xml:space="preserve"> [Computer software]. https://www.tidymodels.org</w:t>
+        <w:t>Canadian Journal of Fisheries and Aquatic Sciences</w:t>
+      </w:r>
+      <w:r>
+        <w:rPr>
+          <w:rFonts w:ascii="Times New Roman" w:hAnsi="Times New Roman" w:cs="Times New Roman"/>
+        </w:rPr>
+        <w:t xml:space="preserve">, </w:t>
+      </w:r>
+      <w:r>
+        <w:rPr>
+          <w:rFonts w:ascii="Times New Roman" w:hAnsi="Times New Roman" w:cs="Times New Roman"/>
+          <w:i/>
+          <w:iCs/>
+        </w:rPr>
+        <w:t>71</w:t>
+      </w:r>
+      <w:r>
+        <w:rPr>
+          <w:rFonts w:ascii="Times New Roman" w:hAnsi="Times New Roman" w:cs="Times New Roman"/>
+        </w:rPr>
+        <w:t>(5), 698–708. https://doi.org/10.1139/cjfas-2013-0502</w:t>
       </w:r>
     </w:p>
     <w:p>
@@ -9834,21 +9499,7 @@
         <w:rPr>
           <w:rFonts w:ascii="Times New Roman" w:hAnsi="Times New Roman" w:cs="Times New Roman"/>
         </w:rPr>
-        <w:t xml:space="preserve">Lamborn, C. C., </w:t>
-      </w:r>
-      <w:proofErr w:type="spellStart"/>
-      <w:r>
-        <w:rPr>
-          <w:rFonts w:ascii="Times New Roman" w:hAnsi="Times New Roman" w:cs="Times New Roman"/>
-        </w:rPr>
-        <w:t>Ohlberger</w:t>
-      </w:r>
-      <w:proofErr w:type="spellEnd"/>
-      <w:r>
-        <w:rPr>
-          <w:rFonts w:ascii="Times New Roman" w:hAnsi="Times New Roman" w:cs="Times New Roman"/>
-        </w:rPr>
-        <w:t xml:space="preserve">, J., Walsworth, T. E., Westley, P. A. H., Cunningham, C. J., Wynsma, S., &amp; Smith, J. W. (2025). A Synthesis of Factors Related to Trends in Abundance and Demography of Alaska Chinook Salmon (Oncorhynchus tshawytscha, Salmonidae): Implications for Research, Management, and Policy. </w:t>
+        <w:t xml:space="preserve">Makhlouf, B., Cline, T. J., Fernandez, D., Seeb, L., Lee, E., Gilk-Baumer, S., Whited, D., Zimmerman, C. E., &amp; Schindler, D. E. (2025). Combining genetic and isotope frameworks improves reconstruction of fish provenance across riverscapes. </w:t>
       </w:r>
       <w:r>
         <w:rPr>
@@ -9856,7 +9507,7 @@
           <w:i/>
           <w:iCs/>
         </w:rPr>
-        <w:t>Fish and Fisheries</w:t>
+        <w:t>Limnology and Oceanography Letters</w:t>
       </w:r>
       <w:r>
         <w:rPr>
@@ -9876,7 +9527,7 @@
         <w:rPr>
           <w:rFonts w:ascii="Times New Roman" w:hAnsi="Times New Roman" w:cs="Times New Roman"/>
         </w:rPr>
-        <w:t>(n/a). https://doi.org/10.1111/faf.12895</w:t>
+        <w:t>(n/a). https://doi.org/10.1002/lol2.70025</w:t>
       </w:r>
     </w:p>
     <w:p>
@@ -9890,7 +9541,7 @@
         <w:rPr>
           <w:rFonts w:ascii="Times New Roman" w:hAnsi="Times New Roman" w:cs="Times New Roman"/>
         </w:rPr>
-        <w:t xml:space="preserve">Larson, W. A., Seeb, J. E., Pascal, C. E., Templin, W. D., &amp; Seeb, L. W. (2014). Single-nucleotide polymorphisms (SNPs) identified through genotyping-by-sequencing improve genetic stock identification of Chinook salmon (Oncorhynchus tshawytscha) from western Alaska. </w:t>
+        <w:t xml:space="preserve">Mercier, L., Darnaude, A. M., Bruguier, O., Vasconcelos, R. P., Cabral, H. N., Costa, M. J., Lara, M., Jones, D. L., &amp; Mouillot, D. (2011). Selecting statistical models and variable combinations for optimal classification using otolith microchemistry. </w:t>
       </w:r>
       <w:r>
         <w:rPr>
@@ -9898,7 +9549,7 @@
           <w:i/>
           <w:iCs/>
         </w:rPr>
-        <w:t>Canadian Journal of Fisheries and Aquatic Sciences</w:t>
+        <w:t>Ecological Applications</w:t>
       </w:r>
       <w:r>
         <w:rPr>
@@ -9912,13 +9563,13 @@
           <w:i/>
           <w:iCs/>
         </w:rPr>
-        <w:t>71</w:t>
-      </w:r>
-      <w:r>
-        <w:rPr>
-          <w:rFonts w:ascii="Times New Roman" w:hAnsi="Times New Roman" w:cs="Times New Roman"/>
-        </w:rPr>
-        <w:t>(5), 698–708. https://doi.org/10.1139/cjfas-2013-0502</w:t>
+        <w:t>21</w:t>
+      </w:r>
+      <w:r>
+        <w:rPr>
+          <w:rFonts w:ascii="Times New Roman" w:hAnsi="Times New Roman" w:cs="Times New Roman"/>
+        </w:rPr>
+        <w:t>(4), 1352–1364. https://doi.org/10.1890/09-1887.1</w:t>
       </w:r>
     </w:p>
     <w:p>
@@ -9932,21 +9583,14 @@
         <w:rPr>
           <w:rFonts w:ascii="Times New Roman" w:hAnsi="Times New Roman" w:cs="Times New Roman"/>
         </w:rPr>
-        <w:t>Makhlouf, B., Cline, T. J., Fernandez, D., Seeb, L., Lee, E., Gilk-</w:t>
-      </w:r>
-      <w:proofErr w:type="spellStart"/>
-      <w:r>
-        <w:rPr>
-          <w:rFonts w:ascii="Times New Roman" w:hAnsi="Times New Roman" w:cs="Times New Roman"/>
-        </w:rPr>
-        <w:t>Baumer</w:t>
-      </w:r>
-      <w:proofErr w:type="spellEnd"/>
-      <w:r>
-        <w:rPr>
-          <w:rFonts w:ascii="Times New Roman" w:hAnsi="Times New Roman" w:cs="Times New Roman"/>
-        </w:rPr>
-        <w:t xml:space="preserve">, S., Whited, D., Zimmerman, C. E., &amp; Schindler, D. E. (2025). Combining genetic and isotope frameworks improves reconstruction of fish provenance across riverscapes. </w:t>
+        <w:t xml:space="preserve">Reis-Santos, P., Gillanders, B. M., Sturrock, A. M., Izzo, C., Oxman, D. S., Lueders-Dumont, J. A., Hüssy, K., Tanner, S. E., Rogers, T., Doubleday, Z. A., Andrews, A. H., Trueman, C., Brophy, D., Thiem, J. D., Baumgartner, L. J., Willmes, M., Chung, M.-T., Charapata, P., Johnson, R. C., … Walther, B. D. (2022). Reading the biomineralized book of life: Expanding otolith </w:t>
+      </w:r>
+      <w:r>
+        <w:rPr>
+          <w:rFonts w:ascii="Times New Roman" w:hAnsi="Times New Roman" w:cs="Times New Roman"/>
+        </w:rPr>
+        <w:lastRenderedPageBreak/>
+        <w:t xml:space="preserve">biogeochemical research and applications for fisheries and ecosystem-based management. </w:t>
       </w:r>
       <w:r>
         <w:rPr>
@@ -9954,13 +9598,27 @@
           <w:i/>
           <w:iCs/>
         </w:rPr>
-        <w:t>Limnology and Oceanography Letters</w:t>
-      </w:r>
-      <w:r>
-        <w:rPr>
-          <w:rFonts w:ascii="Times New Roman" w:hAnsi="Times New Roman" w:cs="Times New Roman"/>
-        </w:rPr>
-        <w:t xml:space="preserve">, </w:t>
+        <w:t>Reviews in Fish Biology and Fisheries</w:t>
+      </w:r>
+      <w:r>
+        <w:rPr>
+          <w:rFonts w:ascii="Times New Roman" w:hAnsi="Times New Roman" w:cs="Times New Roman"/>
+        </w:rPr>
+        <w:t>. https://doi.org/10.1007/s11160-022-09720-z</w:t>
+      </w:r>
+    </w:p>
+    <w:p>
+      <w:pPr>
+        <w:pStyle w:val="Bibliography"/>
+        <w:rPr>
+          <w:rFonts w:ascii="Times New Roman" w:hAnsi="Times New Roman" w:cs="Times New Roman"/>
+        </w:rPr>
+      </w:pPr>
+      <w:r>
+        <w:rPr>
+          <w:rFonts w:ascii="Times New Roman" w:hAnsi="Times New Roman" w:cs="Times New Roman"/>
+        </w:rPr>
+        <w:t xml:space="preserve">Silva Filho, T., Song, H., Perello-Nieto, M., Santos-Rodriguez, R., Kull, M., &amp; Flach, P. (2023). Classifier calibration: A survey on how to assess and improve predicted class probabilities. </w:t>
       </w:r>
       <w:r>
         <w:rPr>
@@ -9968,13 +9626,27 @@
           <w:i/>
           <w:iCs/>
         </w:rPr>
-        <w:t>n/a</w:t>
-      </w:r>
-      <w:r>
-        <w:rPr>
-          <w:rFonts w:ascii="Times New Roman" w:hAnsi="Times New Roman" w:cs="Times New Roman"/>
-        </w:rPr>
-        <w:t>(n/a). https://doi.org/10.1002/lol2.70025</w:t>
+        <w:t>Machine Learning</w:t>
+      </w:r>
+      <w:r>
+        <w:rPr>
+          <w:rFonts w:ascii="Times New Roman" w:hAnsi="Times New Roman" w:cs="Times New Roman"/>
+        </w:rPr>
+        <w:t xml:space="preserve">, </w:t>
+      </w:r>
+      <w:r>
+        <w:rPr>
+          <w:rFonts w:ascii="Times New Roman" w:hAnsi="Times New Roman" w:cs="Times New Roman"/>
+          <w:i/>
+          <w:iCs/>
+        </w:rPr>
+        <w:t>112</w:t>
+      </w:r>
+      <w:r>
+        <w:rPr>
+          <w:rFonts w:ascii="Times New Roman" w:hAnsi="Times New Roman" w:cs="Times New Roman"/>
+        </w:rPr>
+        <w:t>(9), 3211–3260. https://doi.org/10.1007/s10994-023-06336-7</w:t>
       </w:r>
     </w:p>
     <w:p>
@@ -9988,35 +9660,7 @@
         <w:rPr>
           <w:rFonts w:ascii="Times New Roman" w:hAnsi="Times New Roman" w:cs="Times New Roman"/>
         </w:rPr>
-        <w:t xml:space="preserve">Mercier, L., </w:t>
-      </w:r>
-      <w:proofErr w:type="spellStart"/>
-      <w:r>
-        <w:rPr>
-          <w:rFonts w:ascii="Times New Roman" w:hAnsi="Times New Roman" w:cs="Times New Roman"/>
-        </w:rPr>
-        <w:t>Darnaude</w:t>
-      </w:r>
-      <w:proofErr w:type="spellEnd"/>
-      <w:r>
-        <w:rPr>
-          <w:rFonts w:ascii="Times New Roman" w:hAnsi="Times New Roman" w:cs="Times New Roman"/>
-        </w:rPr>
-        <w:t xml:space="preserve">, A. M., Bruguier, O., Vasconcelos, R. P., Cabral, H. N., Costa, M. J., Lara, M., Jones, D. L., &amp; </w:t>
-      </w:r>
-      <w:proofErr w:type="spellStart"/>
-      <w:r>
-        <w:rPr>
-          <w:rFonts w:ascii="Times New Roman" w:hAnsi="Times New Roman" w:cs="Times New Roman"/>
-        </w:rPr>
-        <w:t>Mouillot</w:t>
-      </w:r>
-      <w:proofErr w:type="spellEnd"/>
-      <w:r>
-        <w:rPr>
-          <w:rFonts w:ascii="Times New Roman" w:hAnsi="Times New Roman" w:cs="Times New Roman"/>
-        </w:rPr>
-        <w:t xml:space="preserve">, D. (2011). Selecting statistical models and variable combinations for optimal classification using otolith microchemistry. </w:t>
+        <w:t xml:space="preserve">Templin, W. D., Seeb, J. E., Jasper, J. R., Barclay, A. W., &amp; Seeb, L. W. (2011). Genetic differentiation of Alaska Chinook salmon: The missing link for migratory studies. </w:t>
       </w:r>
       <w:r>
         <w:rPr>
@@ -10024,7 +9668,7 @@
           <w:i/>
           <w:iCs/>
         </w:rPr>
-        <w:t>Ecological Applications</w:t>
+        <w:t>Molecular Ecology Resources</w:t>
       </w:r>
       <w:r>
         <w:rPr>
@@ -10038,13 +9682,13 @@
           <w:i/>
           <w:iCs/>
         </w:rPr>
-        <w:t>21</w:t>
-      </w:r>
-      <w:r>
-        <w:rPr>
-          <w:rFonts w:ascii="Times New Roman" w:hAnsi="Times New Roman" w:cs="Times New Roman"/>
-        </w:rPr>
-        <w:t>(4), 1352–1364. https://doi.org/10.1890/09-1887.1</w:t>
+        <w:t>11</w:t>
+      </w:r>
+      <w:r>
+        <w:rPr>
+          <w:rFonts w:ascii="Times New Roman" w:hAnsi="Times New Roman" w:cs="Times New Roman"/>
+        </w:rPr>
+        <w:t>(s1), 226–246. https://doi.org/10.1111/j.1755-0998.2010.02968.x</w:t>
       </w:r>
     </w:p>
     <w:p>
@@ -10058,28 +9702,7 @@
         <w:rPr>
           <w:rFonts w:ascii="Times New Roman" w:hAnsi="Times New Roman" w:cs="Times New Roman"/>
         </w:rPr>
-        <w:t xml:space="preserve">Reis-Santos, P., Gillanders, B. M., Sturrock, A. M., Izzo, C., Oxman, D. S., Lueders-Dumont, J. A., </w:t>
-      </w:r>
-      <w:proofErr w:type="spellStart"/>
-      <w:r>
-        <w:rPr>
-          <w:rFonts w:ascii="Times New Roman" w:hAnsi="Times New Roman" w:cs="Times New Roman"/>
-        </w:rPr>
-        <w:t>Hüssy</w:t>
-      </w:r>
-      <w:proofErr w:type="spellEnd"/>
-      <w:r>
-        <w:rPr>
-          <w:rFonts w:ascii="Times New Roman" w:hAnsi="Times New Roman" w:cs="Times New Roman"/>
-        </w:rPr>
-        <w:t xml:space="preserve">, K., Tanner, S. E., Rogers, T., Doubleday, Z. A., Andrews, A. H., Trueman, C., Brophy, D., Thiem, J. D., Baumgartner, L. J., Willmes, M., Chung, M.-T., Charapata, P., Johnson, R. C., … Walther, B. D. (2022). Reading the biomineralized book of life: Expanding otolith </w:t>
-      </w:r>
-      <w:r>
-        <w:rPr>
-          <w:rFonts w:ascii="Times New Roman" w:hAnsi="Times New Roman" w:cs="Times New Roman"/>
-        </w:rPr>
-        <w:lastRenderedPageBreak/>
-        <w:t xml:space="preserve">biogeochemical research and applications for fisheries and ecosystem-based management. </w:t>
+        <w:t xml:space="preserve">Van Doornik, D. M., Moran, P., Rondeau, E. B., Nichols, K. M., Narum, S. R., Campbell, M. R., Clemento, A. J., Hargrove, J. S., Hess, J. E., Horn, R. L., Seeb, L. W., Stephenson, J. J., &amp; McKinney, G. J. (2024). A new, standardized international Pacific Rim baseline for genetic stock identification (GSI) of Chinook Salmon. </w:t>
       </w:r>
       <w:r>
         <w:rPr>
@@ -10087,13 +9710,27 @@
           <w:i/>
           <w:iCs/>
         </w:rPr>
-        <w:t>Reviews in Fish Biology and Fisheries</w:t>
-      </w:r>
-      <w:r>
-        <w:rPr>
-          <w:rFonts w:ascii="Times New Roman" w:hAnsi="Times New Roman" w:cs="Times New Roman"/>
-        </w:rPr>
-        <w:t>. https://doi.org/10.1007/s11160-022-09720-z</w:t>
+        <w:t>North American Journal of Fisheries Management</w:t>
+      </w:r>
+      <w:r>
+        <w:rPr>
+          <w:rFonts w:ascii="Times New Roman" w:hAnsi="Times New Roman" w:cs="Times New Roman"/>
+        </w:rPr>
+        <w:t xml:space="preserve">, </w:t>
+      </w:r>
+      <w:r>
+        <w:rPr>
+          <w:rFonts w:ascii="Times New Roman" w:hAnsi="Times New Roman" w:cs="Times New Roman"/>
+          <w:i/>
+          <w:iCs/>
+        </w:rPr>
+        <w:t>44</w:t>
+      </w:r>
+      <w:r>
+        <w:rPr>
+          <w:rFonts w:ascii="Times New Roman" w:hAnsi="Times New Roman" w:cs="Times New Roman"/>
+        </w:rPr>
+        <w:t>(4), 857–869. https://doi.org/10.1002/nafm.11019</w:t>
       </w:r>
     </w:p>
     <w:p>
@@ -10107,147 +9744,7 @@
         <w:rPr>
           <w:rFonts w:ascii="Times New Roman" w:hAnsi="Times New Roman" w:cs="Times New Roman"/>
         </w:rPr>
-        <w:t xml:space="preserve">Silva Filho, T., Song, H., Perello-Nieto, M., Santos-Rodriguez, R., Kull, M., &amp; Flach, P. (2023). Classifier calibration: A survey on how to assess and improve predicted class probabilities. </w:t>
-      </w:r>
-      <w:r>
-        <w:rPr>
-          <w:rFonts w:ascii="Times New Roman" w:hAnsi="Times New Roman" w:cs="Times New Roman"/>
-          <w:i/>
-          <w:iCs/>
-        </w:rPr>
-        <w:t>Machine Learning</w:t>
-      </w:r>
-      <w:r>
-        <w:rPr>
-          <w:rFonts w:ascii="Times New Roman" w:hAnsi="Times New Roman" w:cs="Times New Roman"/>
-        </w:rPr>
-        <w:t xml:space="preserve">, </w:t>
-      </w:r>
-      <w:r>
-        <w:rPr>
-          <w:rFonts w:ascii="Times New Roman" w:hAnsi="Times New Roman" w:cs="Times New Roman"/>
-          <w:i/>
-          <w:iCs/>
-        </w:rPr>
-        <w:t>112</w:t>
-      </w:r>
-      <w:r>
-        <w:rPr>
-          <w:rFonts w:ascii="Times New Roman" w:hAnsi="Times New Roman" w:cs="Times New Roman"/>
-        </w:rPr>
-        <w:t>(9), 3211–3260. https://doi.org/10.1007/s10994-023-06336-7</w:t>
-      </w:r>
-    </w:p>
-    <w:p>
-      <w:pPr>
-        <w:pStyle w:val="Bibliography"/>
-        <w:rPr>
-          <w:rFonts w:ascii="Times New Roman" w:hAnsi="Times New Roman" w:cs="Times New Roman"/>
-        </w:rPr>
-      </w:pPr>
-      <w:r>
-        <w:rPr>
-          <w:rFonts w:ascii="Times New Roman" w:hAnsi="Times New Roman" w:cs="Times New Roman"/>
-        </w:rPr>
-        <w:t xml:space="preserve">Templin, W. D., Seeb, J. E., Jasper, J. R., Barclay, A. W., &amp; Seeb, L. W. (2011). Genetic differentiation of Alaska Chinook salmon: The missing link for migratory studies. </w:t>
-      </w:r>
-      <w:r>
-        <w:rPr>
-          <w:rFonts w:ascii="Times New Roman" w:hAnsi="Times New Roman" w:cs="Times New Roman"/>
-          <w:i/>
-          <w:iCs/>
-        </w:rPr>
-        <w:t>Molecular Ecology Resources</w:t>
-      </w:r>
-      <w:r>
-        <w:rPr>
-          <w:rFonts w:ascii="Times New Roman" w:hAnsi="Times New Roman" w:cs="Times New Roman"/>
-        </w:rPr>
-        <w:t xml:space="preserve">, </w:t>
-      </w:r>
-      <w:r>
-        <w:rPr>
-          <w:rFonts w:ascii="Times New Roman" w:hAnsi="Times New Roman" w:cs="Times New Roman"/>
-          <w:i/>
-          <w:iCs/>
-        </w:rPr>
-        <w:t>11</w:t>
-      </w:r>
-      <w:r>
-        <w:rPr>
-          <w:rFonts w:ascii="Times New Roman" w:hAnsi="Times New Roman" w:cs="Times New Roman"/>
-        </w:rPr>
-        <w:t>(s1), 226–246. https://doi.org/10.1111/j.1755-0998.2010.02968.x</w:t>
-      </w:r>
-    </w:p>
-    <w:p>
-      <w:pPr>
-        <w:pStyle w:val="Bibliography"/>
-        <w:rPr>
-          <w:rFonts w:ascii="Times New Roman" w:hAnsi="Times New Roman" w:cs="Times New Roman"/>
-        </w:rPr>
-      </w:pPr>
-      <w:r>
-        <w:rPr>
-          <w:rFonts w:ascii="Times New Roman" w:hAnsi="Times New Roman" w:cs="Times New Roman"/>
-        </w:rPr>
-        <w:t xml:space="preserve">Van Doornik, D. M., Moran, P., Rondeau, E. B., Nichols, K. M., Narum, S. R., Campbell, M. R., Clemento, A. J., Hargrove, J. S., Hess, J. E., Horn, R. L., Seeb, L. W., Stephenson, J. J., &amp; McKinney, G. J. (2024). A new, standardized international Pacific Rim baseline for genetic stock identification (GSI) of Chinook Salmon. </w:t>
-      </w:r>
-      <w:r>
-        <w:rPr>
-          <w:rFonts w:ascii="Times New Roman" w:hAnsi="Times New Roman" w:cs="Times New Roman"/>
-          <w:i/>
-          <w:iCs/>
-        </w:rPr>
-        <w:t>North American Journal of Fisheries Management</w:t>
-      </w:r>
-      <w:r>
-        <w:rPr>
-          <w:rFonts w:ascii="Times New Roman" w:hAnsi="Times New Roman" w:cs="Times New Roman"/>
-        </w:rPr>
-        <w:t xml:space="preserve">, </w:t>
-      </w:r>
-      <w:r>
-        <w:rPr>
-          <w:rFonts w:ascii="Times New Roman" w:hAnsi="Times New Roman" w:cs="Times New Roman"/>
-          <w:i/>
-          <w:iCs/>
-        </w:rPr>
-        <w:t>44</w:t>
-      </w:r>
-      <w:r>
-        <w:rPr>
-          <w:rFonts w:ascii="Times New Roman" w:hAnsi="Times New Roman" w:cs="Times New Roman"/>
-        </w:rPr>
-        <w:t>(4), 857–869. https://doi.org/10.1002/nafm.11019</w:t>
-      </w:r>
-    </w:p>
-    <w:p>
-      <w:pPr>
-        <w:pStyle w:val="Bibliography"/>
-        <w:rPr>
-          <w:rFonts w:ascii="Times New Roman" w:hAnsi="Times New Roman" w:cs="Times New Roman"/>
-        </w:rPr>
-      </w:pPr>
-      <w:r>
-        <w:rPr>
-          <w:rFonts w:ascii="Times New Roman" w:hAnsi="Times New Roman" w:cs="Times New Roman"/>
-        </w:rPr>
-        <w:t xml:space="preserve">Van </w:t>
-      </w:r>
-      <w:proofErr w:type="spellStart"/>
-      <w:r>
-        <w:rPr>
-          <w:rFonts w:ascii="Times New Roman" w:hAnsi="Times New Roman" w:cs="Times New Roman"/>
-        </w:rPr>
-        <w:t>Rijsbergen</w:t>
-      </w:r>
-      <w:proofErr w:type="spellEnd"/>
-      <w:r>
-        <w:rPr>
-          <w:rFonts w:ascii="Times New Roman" w:hAnsi="Times New Roman" w:cs="Times New Roman"/>
-        </w:rPr>
-        <w:t xml:space="preserve">, C. J. (1975). </w:t>
+        <w:t xml:space="preserve">Van Rijsbergen, C. J. (1975). </w:t>
       </w:r>
       <w:r>
         <w:rPr>

--- a/Docs/ICES_JMS/MainDocument.docx
+++ b/Docs/ICES_JMS/MainDocument.docx
@@ -203,7 +203,25 @@
           <w:sz w:val="28"/>
           <w:szCs w:val="28"/>
         </w:rPr>
-        <w:t xml:space="preserve">, Valentina Staneva </w:t>
+        <w:t xml:space="preserve">, Valentina </w:t>
+      </w:r>
+      <w:proofErr w:type="spellStart"/>
+      <w:r>
+        <w:rPr>
+          <w:rFonts w:ascii="Times New Roman" w:hAnsi="Times New Roman" w:cs="Times New Roman"/>
+          <w:sz w:val="28"/>
+          <w:szCs w:val="28"/>
+        </w:rPr>
+        <w:t>Staneva</w:t>
+      </w:r>
+      <w:proofErr w:type="spellEnd"/>
+      <w:r>
+        <w:rPr>
+          <w:rFonts w:ascii="Times New Roman" w:hAnsi="Times New Roman" w:cs="Times New Roman"/>
+          <w:sz w:val="28"/>
+          <w:szCs w:val="28"/>
+        </w:rPr>
+        <w:t xml:space="preserve"> </w:t>
       </w:r>
       <w:r>
         <w:rPr>
@@ -3141,7 +3159,21 @@
         <w:rPr>
           <w:rFonts w:ascii="Times New Roman" w:hAnsi="Times New Roman" w:cs="Times New Roman"/>
         </w:rPr>
-        <w:t xml:space="preserve">with the Alaska Department of Fish and Game Lower Yukon Test Fishery (LYTF), Orutsararmiut </w:t>
+        <w:t xml:space="preserve">with the Alaska Department of Fish and Game Lower Yukon Test Fishery (LYTF), </w:t>
+      </w:r>
+      <w:proofErr w:type="spellStart"/>
+      <w:r>
+        <w:rPr>
+          <w:rFonts w:ascii="Times New Roman" w:hAnsi="Times New Roman" w:cs="Times New Roman"/>
+        </w:rPr>
+        <w:t>Orutsararmiut</w:t>
+      </w:r>
+      <w:proofErr w:type="spellEnd"/>
+      <w:r>
+        <w:rPr>
+          <w:rFonts w:ascii="Times New Roman" w:hAnsi="Times New Roman" w:cs="Times New Roman"/>
+        </w:rPr>
+        <w:t xml:space="preserve"> </w:t>
       </w:r>
       <w:r>
         <w:rPr>
@@ -3226,7 +3258,21 @@
         <w:rPr>
           <w:rFonts w:ascii="Times New Roman" w:hAnsi="Times New Roman" w:cs="Times New Roman"/>
         </w:rPr>
-        <w:t xml:space="preserve"> isomet saw</w:t>
+        <w:t xml:space="preserve"> </w:t>
+      </w:r>
+      <w:proofErr w:type="spellStart"/>
+      <w:r>
+        <w:rPr>
+          <w:rFonts w:ascii="Times New Roman" w:hAnsi="Times New Roman" w:cs="Times New Roman"/>
+        </w:rPr>
+        <w:t>isomet</w:t>
+      </w:r>
+      <w:proofErr w:type="spellEnd"/>
+      <w:r>
+        <w:rPr>
+          <w:rFonts w:ascii="Times New Roman" w:hAnsi="Times New Roman" w:cs="Times New Roman"/>
+        </w:rPr>
+        <w:t xml:space="preserve"> saw</w:t>
       </w:r>
       <w:r>
         <w:rPr>
@@ -3305,7 +3351,21 @@
         <w:rPr>
           <w:rFonts w:ascii="Times New Roman" w:hAnsi="Times New Roman" w:cs="Times New Roman"/>
         </w:rPr>
-        <w:t xml:space="preserve"> analyzed using Laser Ablation Inductively Coupled Plasma Mass Spectrometry (LA-ICP-MS) at the University of Utah Strontium Metals Lab, with the exception of 2022 Kuskokwim samples</w:t>
+        <w:t xml:space="preserve"> analyzed using Laser Ablation Inductively Coupled Plasma Mass Spectrometry (LA-ICP-MS) at the University of Utah Strontium Metals Lab, </w:t>
+      </w:r>
+      <w:proofErr w:type="gramStart"/>
+      <w:r>
+        <w:rPr>
+          <w:rFonts w:ascii="Times New Roman" w:hAnsi="Times New Roman" w:cs="Times New Roman"/>
+        </w:rPr>
+        <w:t>with the exception of</w:t>
+      </w:r>
+      <w:proofErr w:type="gramEnd"/>
+      <w:r>
+        <w:rPr>
+          <w:rFonts w:ascii="Times New Roman" w:hAnsi="Times New Roman" w:cs="Times New Roman"/>
+        </w:rPr>
+        <w:t xml:space="preserve"> 2022 Kuskokwim samples</w:t>
       </w:r>
       <w:r>
         <w:rPr>
@@ -3535,7 +3595,21 @@
         <w:rPr>
           <w:rFonts w:ascii="Times New Roman" w:hAnsi="Times New Roman" w:cs="Times New Roman"/>
         </w:rPr>
-        <w:t xml:space="preserve">. Each individual with available genetic data was </w:t>
+        <w:t xml:space="preserve">. </w:t>
+      </w:r>
+      <w:proofErr w:type="gramStart"/>
+      <w:r>
+        <w:rPr>
+          <w:rFonts w:ascii="Times New Roman" w:hAnsi="Times New Roman" w:cs="Times New Roman"/>
+        </w:rPr>
+        <w:t>Each individual</w:t>
+      </w:r>
+      <w:proofErr w:type="gramEnd"/>
+      <w:r>
+        <w:rPr>
+          <w:rFonts w:ascii="Times New Roman" w:hAnsi="Times New Roman" w:cs="Times New Roman"/>
+        </w:rPr>
+        <w:t xml:space="preserve"> with available genetic data was </w:t>
       </w:r>
       <w:r>
         <w:rPr>
@@ -3796,7 +3870,21 @@
         <w:rPr>
           <w:rFonts w:ascii="Times New Roman" w:hAnsi="Times New Roman" w:cs="Times New Roman"/>
         </w:rPr>
-        <w:t>the start of the laser ablation transect and quality of the core signal varied among samples and years. T</w:t>
+        <w:t xml:space="preserve">the start of the laser ablation </w:t>
+      </w:r>
+      <w:proofErr w:type="gramStart"/>
+      <w:r>
+        <w:rPr>
+          <w:rFonts w:ascii="Times New Roman" w:hAnsi="Times New Roman" w:cs="Times New Roman"/>
+        </w:rPr>
+        <w:t>transect</w:t>
+      </w:r>
+      <w:proofErr w:type="gramEnd"/>
+      <w:r>
+        <w:rPr>
+          <w:rFonts w:ascii="Times New Roman" w:hAnsi="Times New Roman" w:cs="Times New Roman"/>
+        </w:rPr>
+        <w:t xml:space="preserve"> and quality of the core signal varied among samples and years. T</w:t>
       </w:r>
       <w:r>
         <w:rPr>
@@ -3804,12 +3892,14 @@
         </w:rPr>
         <w:t xml:space="preserve">herefore, to </w:t>
       </w:r>
+      <w:proofErr w:type="spellStart"/>
       <w:r>
         <w:rPr>
           <w:rFonts w:ascii="Times New Roman" w:hAnsi="Times New Roman" w:cs="Times New Roman"/>
         </w:rPr>
         <w:t>maximise</w:t>
       </w:r>
+      <w:proofErr w:type="spellEnd"/>
       <w:r>
         <w:rPr>
           <w:rFonts w:ascii="Times New Roman" w:hAnsi="Times New Roman" w:cs="Times New Roman"/>
@@ -3994,7 +4084,21 @@
         <w:rPr>
           <w:rFonts w:ascii="Times New Roman" w:hAnsi="Times New Roman" w:cs="Times New Roman"/>
         </w:rPr>
-        <w:t xml:space="preserve">amples with significant error (i.e large cracks) </w:t>
+        <w:t>amples with significant error (</w:t>
+      </w:r>
+      <w:proofErr w:type="spellStart"/>
+      <w:r>
+        <w:rPr>
+          <w:rFonts w:ascii="Times New Roman" w:hAnsi="Times New Roman" w:cs="Times New Roman"/>
+        </w:rPr>
+        <w:t>i.e</w:t>
+      </w:r>
+      <w:proofErr w:type="spellEnd"/>
+      <w:r>
+        <w:rPr>
+          <w:rFonts w:ascii="Times New Roman" w:hAnsi="Times New Roman" w:cs="Times New Roman"/>
+        </w:rPr>
+        <w:t xml:space="preserve"> large cracks) </w:t>
       </w:r>
       <w:r>
         <w:rPr>
@@ -4161,12 +4265,14 @@
         </w:rPr>
         <w:t xml:space="preserve">The GAM was fitted using thin plate regression and penalized iteratively re-weighted least squares (P-IRLS) to </w:t>
       </w:r>
+      <w:proofErr w:type="spellStart"/>
       <w:r>
         <w:rPr>
           <w:rFonts w:ascii="Times New Roman" w:hAnsi="Times New Roman" w:cs="Times New Roman"/>
         </w:rPr>
         <w:t>maximise</w:t>
       </w:r>
+      <w:proofErr w:type="spellEnd"/>
       <w:r>
         <w:rPr>
           <w:rFonts w:ascii="Times New Roman" w:hAnsi="Times New Roman" w:cs="Times New Roman"/>
@@ -4192,12 +4298,14 @@
         </w:rPr>
         <w:t xml:space="preserve">to </w:t>
       </w:r>
+      <w:proofErr w:type="spellStart"/>
       <w:r>
         <w:rPr>
           <w:rFonts w:ascii="Times New Roman" w:hAnsi="Times New Roman" w:cs="Times New Roman"/>
         </w:rPr>
         <w:t>minimise</w:t>
       </w:r>
+      <w:proofErr w:type="spellEnd"/>
       <w:r>
         <w:rPr>
           <w:rFonts w:ascii="Times New Roman" w:hAnsi="Times New Roman" w:cs="Times New Roman"/>
@@ -4276,8 +4384,16 @@
         <w:rPr>
           <w:rFonts w:ascii="Times New Roman" w:hAnsi="Times New Roman" w:cs="Times New Roman"/>
         </w:rPr>
-        <w:t>series for each individual</w:t>
-      </w:r>
+        <w:t xml:space="preserve">series for </w:t>
+      </w:r>
+      <w:proofErr w:type="gramStart"/>
+      <w:r>
+        <w:rPr>
+          <w:rFonts w:ascii="Times New Roman" w:hAnsi="Times New Roman" w:cs="Times New Roman"/>
+        </w:rPr>
+        <w:t>each individual</w:t>
+      </w:r>
+      <w:proofErr w:type="gramEnd"/>
       <w:r>
         <w:rPr>
           <w:rFonts w:ascii="Times New Roman" w:hAnsi="Times New Roman" w:cs="Times New Roman"/>
@@ -4296,12 +4412,14 @@
         </w:rPr>
         <w:t xml:space="preserve">defined as the average length of </w:t>
       </w:r>
+      <w:proofErr w:type="spellStart"/>
       <w:r>
         <w:rPr>
           <w:rFonts w:ascii="Times New Roman" w:hAnsi="Times New Roman" w:cs="Times New Roman"/>
         </w:rPr>
         <w:t>all time</w:t>
       </w:r>
+      <w:proofErr w:type="spellEnd"/>
       <w:r>
         <w:rPr>
           <w:rFonts w:ascii="Times New Roman" w:hAnsi="Times New Roman" w:cs="Times New Roman"/>
@@ -4989,6 +5107,7 @@
         </w:rPr>
         <w:t>. The Random Forest model was configured with 500 trees, and the number of predictors randomly sampled at each split (</w:t>
       </w:r>
+      <w:proofErr w:type="spellStart"/>
       <w:r>
         <w:rPr>
           <w:rStyle w:val="HTMLCode"/>
@@ -4998,6 +5117,7 @@
         </w:rPr>
         <w:t>mtry</w:t>
       </w:r>
+      <w:proofErr w:type="spellEnd"/>
       <w:r>
         <w:rPr>
           <w:rFonts w:ascii="Times New Roman" w:hAnsi="Times New Roman" w:cs="Times New Roman"/>
@@ -5703,10 +5823,18 @@
         <w:t>60% to 90%.</w:t>
       </w:r>
       <w:r>
-        <w:t xml:space="preserve"> For a given confidence threshold, we calculated the number of individuals assigned to a </w:t>
-      </w:r>
-      <w:r>
-        <w:t xml:space="preserve">the correct </w:t>
+        <w:t xml:space="preserve"> For a given confidence threshold, we calculated the number of individuals assigned to </w:t>
+      </w:r>
+      <w:proofErr w:type="gramStart"/>
+      <w:r>
+        <w:t xml:space="preserve">a </w:t>
+      </w:r>
+      <w:r>
+        <w:t>the</w:t>
+      </w:r>
+      <w:proofErr w:type="gramEnd"/>
+      <w:r>
+        <w:t xml:space="preserve"> correct </w:t>
       </w:r>
       <w:r>
         <w:t>class with a calibrated probability value at or above the given threshold</w:t>
@@ -6027,20 +6155,28 @@
         <w:rPr>
           <w:rFonts w:ascii="Times New Roman" w:hAnsi="Times New Roman" w:cs="Times New Roman"/>
         </w:rPr>
-        <w:t xml:space="preserve"> (</w:t>
-      </w:r>
-      <w:r>
-        <w:rPr>
-          <w:rFonts w:ascii="Times New Roman" w:hAnsi="Times New Roman" w:cs="Times New Roman"/>
-        </w:rPr>
         <w:t xml:space="preserve"> </w:t>
       </w:r>
+      <w:proofErr w:type="gramStart"/>
+      <w:r>
+        <w:rPr>
+          <w:rFonts w:ascii="Times New Roman" w:hAnsi="Times New Roman" w:cs="Times New Roman"/>
+        </w:rPr>
+        <w:t>(</w:t>
+      </w:r>
+      <w:r>
+        <w:rPr>
+          <w:rFonts w:ascii="Times New Roman" w:hAnsi="Times New Roman" w:cs="Times New Roman"/>
+        </w:rPr>
+        <w:t xml:space="preserve"> </w:t>
+      </w:r>
       <w:r>
         <w:rPr>
           <w:rFonts w:ascii="Times New Roman" w:hAnsi="Times New Roman" w:cs="Times New Roman"/>
         </w:rPr>
         <w:t>0.714</w:t>
       </w:r>
+      <w:proofErr w:type="gramEnd"/>
       <w:r>
         <w:rPr>
           <w:rFonts w:ascii="Times New Roman" w:hAnsi="Times New Roman" w:cs="Times New Roman"/>
@@ -6053,6 +6189,7 @@
         </w:rPr>
         <w:t>0.709</w:t>
       </w:r>
+      <w:proofErr w:type="gramStart"/>
       <w:r>
         <w:rPr>
           <w:rFonts w:ascii="Times New Roman" w:hAnsi="Times New Roman" w:cs="Times New Roman"/>
@@ -6071,6 +6208,7 @@
         </w:rPr>
         <w:t xml:space="preserve"> 0.707</w:t>
       </w:r>
+      <w:proofErr w:type="gramEnd"/>
       <w:r>
         <w:rPr>
           <w:rFonts w:ascii="Times New Roman" w:hAnsi="Times New Roman" w:cs="Times New Roman"/>
@@ -6117,7 +6255,21 @@
         <w:rPr>
           <w:rFonts w:ascii="Times New Roman" w:hAnsi="Times New Roman" w:cs="Times New Roman"/>
         </w:rPr>
-        <w:t xml:space="preserve"> Notably, many Yukon fish assigned to the CWAK region appeared to have a much less pronounced increase in ⁸⁷Sr/⁸⁶Sr, which is consistent with less residence time in the mainstem as a result of a much shorter distance from their natal origin region to the ocean. </w:t>
+        <w:t xml:space="preserve"> Notably, many Yukon fish assigned to the CWAK region appeared to have a much less pronounced increase in ⁸⁷Sr/⁸⁶Sr, which is consistent with less residence time in the mainstem </w:t>
+      </w:r>
+      <w:proofErr w:type="gramStart"/>
+      <w:r>
+        <w:rPr>
+          <w:rFonts w:ascii="Times New Roman" w:hAnsi="Times New Roman" w:cs="Times New Roman"/>
+        </w:rPr>
+        <w:t>as a result of</w:t>
+      </w:r>
+      <w:proofErr w:type="gramEnd"/>
+      <w:r>
+        <w:rPr>
+          <w:rFonts w:ascii="Times New Roman" w:hAnsi="Times New Roman" w:cs="Times New Roman"/>
+        </w:rPr>
+        <w:t xml:space="preserve"> a much shorter distance from their natal origin region to the ocean. </w:t>
       </w:r>
       <w:r>
         <w:rPr>
@@ -6190,13 +6342,27 @@
         <w:rPr>
           <w:rFonts w:ascii="Times New Roman" w:hAnsi="Times New Roman" w:cs="Times New Roman"/>
         </w:rPr>
-        <w:t xml:space="preserve">a) </w:t>
-      </w:r>
-      <w:r>
-        <w:rPr>
-          <w:rFonts w:ascii="Times New Roman" w:hAnsi="Times New Roman" w:cs="Times New Roman"/>
-        </w:rPr>
-        <w:t xml:space="preserve">, which is expected given that all individuals in this subset have very similar natal origin values. </w:t>
+        <w:t>a</w:t>
+      </w:r>
+      <w:proofErr w:type="gramStart"/>
+      <w:r>
+        <w:rPr>
+          <w:rFonts w:ascii="Times New Roman" w:hAnsi="Times New Roman" w:cs="Times New Roman"/>
+        </w:rPr>
+        <w:t xml:space="preserve">) </w:t>
+      </w:r>
+      <w:r>
+        <w:rPr>
+          <w:rFonts w:ascii="Times New Roman" w:hAnsi="Times New Roman" w:cs="Times New Roman"/>
+        </w:rPr>
+        <w:t>,</w:t>
+      </w:r>
+      <w:proofErr w:type="gramEnd"/>
+      <w:r>
+        <w:rPr>
+          <w:rFonts w:ascii="Times New Roman" w:hAnsi="Times New Roman" w:cs="Times New Roman"/>
+        </w:rPr>
+        <w:t xml:space="preserve"> which is expected given that all individuals in this subset have very similar natal origin values. </w:t>
       </w:r>
     </w:p>
     <w:p>
@@ -6279,8 +6445,16 @@
         <w:rPr>
           <w:rFonts w:ascii="Times New Roman" w:hAnsi="Times New Roman" w:cs="Times New Roman"/>
         </w:rPr>
-        <w:t xml:space="preserve"> was</w:t>
-      </w:r>
+        <w:t xml:space="preserve"> </w:t>
+      </w:r>
+      <w:proofErr w:type="gramStart"/>
+      <w:r>
+        <w:rPr>
+          <w:rFonts w:ascii="Times New Roman" w:hAnsi="Times New Roman" w:cs="Times New Roman"/>
+        </w:rPr>
+        <w:t>was</w:t>
+      </w:r>
+      <w:proofErr w:type="gramEnd"/>
       <w:r>
         <w:rPr>
           <w:rFonts w:ascii="Times New Roman" w:hAnsi="Times New Roman" w:cs="Times New Roman"/>
@@ -6631,7 +6805,21 @@
         <w:rPr>
           <w:rFonts w:ascii="Times New Roman" w:hAnsi="Times New Roman" w:cs="Times New Roman"/>
         </w:rPr>
-        <w:t xml:space="preserve"> the most frequent misclassification was Yukon fish predicted to have been Kuskokwim (8.8% of Yukon fish), however this represented only one additional individual misclassified (9 in the total analysis vs</w:t>
+        <w:t xml:space="preserve"> the most frequent misclassification was Yukon fish predicted to have been Kuskokwim (8.8% of Yukon fish</w:t>
+      </w:r>
+      <w:proofErr w:type="gramStart"/>
+      <w:r>
+        <w:rPr>
+          <w:rFonts w:ascii="Times New Roman" w:hAnsi="Times New Roman" w:cs="Times New Roman"/>
+        </w:rPr>
+        <w:t>),</w:t>
+      </w:r>
+      <w:proofErr w:type="gramEnd"/>
+      <w:r>
+        <w:rPr>
+          <w:rFonts w:ascii="Times New Roman" w:hAnsi="Times New Roman" w:cs="Times New Roman"/>
+        </w:rPr>
+        <w:t xml:space="preserve"> however this represented only one additional individual misclassified (9 in the total analysis vs</w:t>
       </w:r>
       <w:r>
         <w:rPr>
@@ -6661,7 +6849,35 @@
         <w:rPr>
           <w:rFonts w:ascii="Times New Roman" w:hAnsi="Times New Roman" w:cs="Times New Roman"/>
         </w:rPr>
-        <w:t xml:space="preserve">Classification accuracy within the CWAK reporting group, which includes the Kuskokwim, Nushagak, and Lower Yukon regions was 90.0%. Classification accuracy for regions in our dataset not within CWAK was 97.9%. Yukon classification accuracy for those within the CWAK group fell to 73.3%. However, it should be noted that the sample size of CWAK Yukon individuals was significantly lower than other groups ( n = 29 ) , resulting in a more pronounced impact to class- specific accuracy from misassignment to relatively few individuals. </w:t>
+        <w:t xml:space="preserve">Classification accuracy within the CWAK reporting group, which includes the Kuskokwim, Nushagak, and Lower Yukon regions was 90.0%. Classification accuracy for regions in our dataset not within CWAK was 97.9%. Yukon classification accuracy for those within the CWAK group fell to 73.3%. However, it should be noted that the sample size of CWAK Yukon individuals was significantly lower than other groups </w:t>
+      </w:r>
+      <w:proofErr w:type="gramStart"/>
+      <w:r>
+        <w:rPr>
+          <w:rFonts w:ascii="Times New Roman" w:hAnsi="Times New Roman" w:cs="Times New Roman"/>
+        </w:rPr>
+        <w:t>( n</w:t>
+      </w:r>
+      <w:proofErr w:type="gramEnd"/>
+      <w:r>
+        <w:rPr>
+          <w:rFonts w:ascii="Times New Roman" w:hAnsi="Times New Roman" w:cs="Times New Roman"/>
+        </w:rPr>
+        <w:t xml:space="preserve"> = </w:t>
+      </w:r>
+      <w:proofErr w:type="gramStart"/>
+      <w:r>
+        <w:rPr>
+          <w:rFonts w:ascii="Times New Roman" w:hAnsi="Times New Roman" w:cs="Times New Roman"/>
+        </w:rPr>
+        <w:t>29 )</w:t>
+      </w:r>
+      <w:proofErr w:type="gramEnd"/>
+      <w:r>
+        <w:rPr>
+          <w:rFonts w:ascii="Times New Roman" w:hAnsi="Times New Roman" w:cs="Times New Roman"/>
+        </w:rPr>
+        <w:t xml:space="preserve"> , resulting in a more pronounced impact to class- specific accuracy from misassignment to relatively few individuals. </w:t>
       </w:r>
     </w:p>
     <w:p>
@@ -7307,19 +7523,7 @@
         <w:rPr>
           <w:rFonts w:ascii="Times New Roman" w:hAnsi="Times New Roman" w:cs="Times New Roman"/>
         </w:rPr>
-        <w:t>u</w:t>
-      </w:r>
-      <w:r>
-        <w:rPr>
-          <w:rFonts w:ascii="Times New Roman" w:hAnsi="Times New Roman" w:cs="Times New Roman"/>
-        </w:rPr>
-        <w:t xml:space="preserve">ure </w:t>
-      </w:r>
-      <w:r>
-        <w:rPr>
-          <w:rFonts w:ascii="Times New Roman" w:hAnsi="Times New Roman" w:cs="Times New Roman"/>
-        </w:rPr>
-        <w:t>2</w:t>
+        <w:t>Figure 2</w:t>
       </w:r>
       <w:r>
         <w:rPr>
@@ -7379,7 +7583,21 @@
         <w:rPr>
           <w:rFonts w:ascii="Times New Roman" w:hAnsi="Times New Roman" w:cs="Times New Roman"/>
         </w:rPr>
-        <w:t xml:space="preserve">migration through the enriched mainstem tributary (i.e Figure </w:t>
+        <w:t>migration through the enriched mainstem tributary (</w:t>
+      </w:r>
+      <w:proofErr w:type="spellStart"/>
+      <w:r>
+        <w:rPr>
+          <w:rFonts w:ascii="Times New Roman" w:hAnsi="Times New Roman" w:cs="Times New Roman"/>
+        </w:rPr>
+        <w:t>i.e</w:t>
+      </w:r>
+      <w:proofErr w:type="spellEnd"/>
+      <w:r>
+        <w:rPr>
+          <w:rFonts w:ascii="Times New Roman" w:hAnsi="Times New Roman" w:cs="Times New Roman"/>
+        </w:rPr>
+        <w:t xml:space="preserve"> Figure </w:t>
       </w:r>
       <w:r>
         <w:rPr>
@@ -7458,6 +7676,20 @@
         <w:rPr>
           <w:rFonts w:ascii="Times New Roman" w:hAnsi="Times New Roman" w:cs="Times New Roman"/>
         </w:rPr>
+        <w:t xml:space="preserve"> (Supp. Figure </w:t>
+      </w:r>
+      <w:proofErr w:type="gramStart"/>
+      <w:r>
+        <w:rPr>
+          <w:rFonts w:ascii="Times New Roman" w:hAnsi="Times New Roman" w:cs="Times New Roman"/>
+        </w:rPr>
+        <w:t>2 )</w:t>
+      </w:r>
+      <w:proofErr w:type="gramEnd"/>
+      <w:r>
+        <w:rPr>
+          <w:rFonts w:ascii="Times New Roman" w:hAnsi="Times New Roman" w:cs="Times New Roman"/>
+        </w:rPr>
         <w:t xml:space="preserve">. </w:t>
       </w:r>
       <w:r>
@@ -7542,7 +7774,14 @@
         <w:rPr>
           <w:rFonts w:ascii="Times New Roman" w:hAnsi="Times New Roman" w:cs="Times New Roman"/>
         </w:rPr>
-        <w:t>methods ( 90% confidence threshold on the restricted dataset</w:t>
+        <w:t xml:space="preserve">methods (90% confidence threshold on the restricted </w:t>
+      </w:r>
+      <w:proofErr w:type="gramStart"/>
+      <w:r>
+        <w:rPr>
+          <w:rFonts w:ascii="Times New Roman" w:hAnsi="Times New Roman" w:cs="Times New Roman"/>
+        </w:rPr>
+        <w:t>dataset</w:t>
       </w:r>
       <w:r>
         <w:rPr>
@@ -7554,7 +7793,14 @@
         <w:rPr>
           <w:rFonts w:ascii="Times New Roman" w:hAnsi="Times New Roman" w:cs="Times New Roman"/>
         </w:rPr>
-        <w:t>) we achieved 78% classification accuracy across all three datasets.</w:t>
+        <w:t>)</w:t>
+      </w:r>
+      <w:proofErr w:type="gramEnd"/>
+      <w:r>
+        <w:rPr>
+          <w:rFonts w:ascii="Times New Roman" w:hAnsi="Times New Roman" w:cs="Times New Roman"/>
+        </w:rPr>
+        <w:t xml:space="preserve"> we achieved 78% classification accuracy across all three datasets.</w:t>
       </w:r>
       <w:r>
         <w:rPr>
@@ -7599,7 +7845,21 @@
         <w:rPr>
           <w:rFonts w:ascii="Times New Roman" w:hAnsi="Times New Roman" w:cs="Times New Roman"/>
         </w:rPr>
-        <w:t xml:space="preserve">from the Yukon river </w:t>
+        <w:t xml:space="preserve">from the </w:t>
+      </w:r>
+      <w:proofErr w:type="gramStart"/>
+      <w:r>
+        <w:rPr>
+          <w:rFonts w:ascii="Times New Roman" w:hAnsi="Times New Roman" w:cs="Times New Roman"/>
+        </w:rPr>
+        <w:t>Yukon river</w:t>
+      </w:r>
+      <w:proofErr w:type="gramEnd"/>
+      <w:r>
+        <w:rPr>
+          <w:rFonts w:ascii="Times New Roman" w:hAnsi="Times New Roman" w:cs="Times New Roman"/>
+        </w:rPr>
+        <w:t xml:space="preserve"> </w:t>
       </w:r>
       <w:r>
         <w:rPr>
@@ -7841,7 +8101,15 @@
         <w:t xml:space="preserve">Our dataset is unusually large for its type and includes samples collected across several years and from nearly all parts of the sampled watersheds. As such, we expect it to be broadly representative of the natural variability among years, and that the model presented here will generalize well to new years of data. However, due to sample size constraints we did not include a true validation set from a year excluded from the training and testing data, leaving open the possibility that some degree of overfitting to this dataset could affect assignment accuracy for unseen years. </w:t>
       </w:r>
       <w:r>
-        <w:t xml:space="preserve">During exploratory analyses, we conducted a preliminary cross-year validation in which one year of Yukon data was withheld in each run and used as a validation set. Classification accuracy across years was generally consistent with testing performance, except for 2019, which performed moderately worse, possibly due to differences in sample preparation or data quality. While these preliminary results were not included in the final analysis they support the potential for this model to generalize to new years of data, </w:t>
+        <w:t xml:space="preserve">During exploratory analyses, we conducted a preliminary cross-year validation in which one year of Yukon data was withheld in each run and used as a validation set. Classification accuracy across years was generally consistent with testing performance, except for 2019, which performed moderately worse, possibly due to differences in sample preparation or data quality. While these preliminary results were not included in the final </w:t>
+      </w:r>
+      <w:proofErr w:type="gramStart"/>
+      <w:r>
+        <w:t>analysis</w:t>
+      </w:r>
+      <w:proofErr w:type="gramEnd"/>
+      <w:r>
+        <w:t xml:space="preserve"> they support the potential for this model to generalize to new years of data, </w:t>
       </w:r>
       <w:r>
         <w:t xml:space="preserve">which we plan to further evaluate as additional, currently unprocessed years of otolith data become available. </w:t>
@@ -7903,9 +8171,11 @@
       <w:r>
         <w:t xml:space="preserve">, or deep learning approaches which can accommodate variation in time-series length and </w:t>
       </w:r>
+      <w:proofErr w:type="spellStart"/>
       <w:r>
         <w:t>minimise</w:t>
       </w:r>
+      <w:proofErr w:type="spellEnd"/>
       <w:r>
         <w:t xml:space="preserve"> the need for preprocessing</w:t>
       </w:r>
@@ -8309,12 +8579,21 @@
         </w:rPr>
         <w:t>and the </w:t>
       </w:r>
+      <w:proofErr w:type="spellStart"/>
       <w:r>
         <w:rPr>
           <w:color w:val="222222"/>
           <w:shd w:val="clear" w:color="auto" w:fill="FFFFFF"/>
         </w:rPr>
-        <w:t>Orutsararmiut Native Council</w:t>
+        <w:t>Orutsararmiut</w:t>
+      </w:r>
+      <w:proofErr w:type="spellEnd"/>
+      <w:r>
+        <w:rPr>
+          <w:color w:val="222222"/>
+          <w:shd w:val="clear" w:color="auto" w:fill="FFFFFF"/>
+        </w:rPr>
+        <w:t xml:space="preserve"> Native Council</w:t>
       </w:r>
       <w:r>
         <w:rPr>
@@ -8563,7 +8842,21 @@
         <w:rPr>
           <w:rFonts w:ascii="Times New Roman" w:hAnsi="Times New Roman" w:cs="Times New Roman"/>
         </w:rPr>
-        <w:t xml:space="preserve">formed data analysis and wrote the manuscript. Valentina Staneva provided technical expertise and provided extensive consultation on project direction. Daniel E. Schindler directed the project and analysis, secured funding, and helped develop the manuscript. All authors contributed to editing the final manuscript. </w:t>
+        <w:t xml:space="preserve">formed data analysis and wrote the manuscript. Valentina </w:t>
+      </w:r>
+      <w:proofErr w:type="spellStart"/>
+      <w:r>
+        <w:rPr>
+          <w:rFonts w:ascii="Times New Roman" w:hAnsi="Times New Roman" w:cs="Times New Roman"/>
+        </w:rPr>
+        <w:t>Staneva</w:t>
+      </w:r>
+      <w:proofErr w:type="spellEnd"/>
+      <w:r>
+        <w:rPr>
+          <w:rFonts w:ascii="Times New Roman" w:hAnsi="Times New Roman" w:cs="Times New Roman"/>
+        </w:rPr>
+        <w:t xml:space="preserve"> provided technical expertise and provided extensive consultation on project direction. Daniel E. Schindler directed the project and analysis, secured funding, and helped develop the manuscript. All authors contributed to editing the final manuscript. </w:t>
       </w:r>
     </w:p>
     <w:p>
@@ -9852,6 +10145,1101 @@
         </w:rPr>
         <w:t xml:space="preserve"> </w:t>
       </w:r>
+    </w:p>
+    <w:p>
+      <w:pPr>
+        <w:spacing w:before="100" w:beforeAutospacing="1" w:after="100" w:afterAutospacing="1" w:line="480" w:lineRule="auto"/>
+        <w:ind w:left="720" w:hanging="720"/>
+        <w:outlineLvl w:val="1"/>
+        <w:rPr>
+          <w:rFonts w:ascii="Garamond" w:hAnsi="Garamond"/>
+          <w:sz w:val="22"/>
+          <w:szCs w:val="22"/>
+        </w:rPr>
+      </w:pPr>
+    </w:p>
+    <w:p>
+      <w:pPr>
+        <w:spacing w:before="100" w:beforeAutospacing="1" w:after="100" w:afterAutospacing="1" w:line="480" w:lineRule="auto"/>
+        <w:ind w:left="720" w:hanging="720"/>
+        <w:outlineLvl w:val="1"/>
+        <w:rPr>
+          <w:rFonts w:ascii="Garamond" w:hAnsi="Garamond"/>
+          <w:sz w:val="22"/>
+          <w:szCs w:val="22"/>
+        </w:rPr>
+      </w:pPr>
+    </w:p>
+    <w:p>
+      <w:pPr>
+        <w:spacing w:before="100" w:beforeAutospacing="1" w:after="100" w:afterAutospacing="1" w:line="480" w:lineRule="auto"/>
+        <w:ind w:left="720" w:hanging="720"/>
+        <w:outlineLvl w:val="1"/>
+        <w:rPr>
+          <w:rFonts w:ascii="Garamond" w:hAnsi="Garamond"/>
+          <w:sz w:val="22"/>
+          <w:szCs w:val="22"/>
+        </w:rPr>
+      </w:pPr>
+    </w:p>
+    <w:p>
+      <w:pPr>
+        <w:spacing w:before="100" w:beforeAutospacing="1" w:after="100" w:afterAutospacing="1" w:line="480" w:lineRule="auto"/>
+        <w:ind w:left="720" w:hanging="720"/>
+        <w:outlineLvl w:val="1"/>
+        <w:rPr>
+          <w:rFonts w:ascii="Garamond" w:hAnsi="Garamond"/>
+          <w:sz w:val="22"/>
+          <w:szCs w:val="22"/>
+        </w:rPr>
+      </w:pPr>
+    </w:p>
+    <w:p>
+      <w:pPr>
+        <w:spacing w:before="100" w:beforeAutospacing="1" w:after="100" w:afterAutospacing="1" w:line="480" w:lineRule="auto"/>
+        <w:ind w:left="720" w:hanging="720"/>
+        <w:outlineLvl w:val="1"/>
+        <w:rPr>
+          <w:rFonts w:ascii="Garamond" w:hAnsi="Garamond"/>
+          <w:sz w:val="22"/>
+          <w:szCs w:val="22"/>
+        </w:rPr>
+      </w:pPr>
+    </w:p>
+    <w:p>
+      <w:pPr>
+        <w:rPr>
+          <w:rStyle w:val="CommentReference"/>
+        </w:rPr>
+      </w:pPr>
+      <w:r>
+        <w:rPr>
+          <w:noProof/>
+          <w:sz w:val="16"/>
+          <w:szCs w:val="16"/>
+        </w:rPr>
+        <w:lastRenderedPageBreak/>
+        <w:drawing>
+          <wp:inline distT="0" distB="0" distL="0" distR="0" wp14:anchorId="205ED14F" wp14:editId="70908A5B">
+            <wp:extent cx="4140485" cy="6398842"/>
+            <wp:effectExtent l="0" t="0" r="0" b="2540"/>
+            <wp:docPr id="956025252" name="Picture 1" descr="A map of the river&#10;&#10;AI-generated content may be incorrect."/>
+            <wp:cNvGraphicFramePr>
+              <a:graphicFrameLocks xmlns:a="http://schemas.openxmlformats.org/drawingml/2006/main" noChangeAspect="1"/>
+            </wp:cNvGraphicFramePr>
+            <a:graphic xmlns:a="http://schemas.openxmlformats.org/drawingml/2006/main">
+              <a:graphicData uri="http://schemas.openxmlformats.org/drawingml/2006/picture">
+                <pic:pic xmlns:pic="http://schemas.openxmlformats.org/drawingml/2006/picture">
+                  <pic:nvPicPr>
+                    <pic:cNvPr id="956025252" name="Picture 1" descr="A map of the river&#10;&#10;AI-generated content may be incorrect."/>
+                    <pic:cNvPicPr/>
+                  </pic:nvPicPr>
+                  <pic:blipFill>
+                    <a:blip r:embed="rId7" cstate="print">
+                      <a:extLst>
+                        <a:ext uri="{28A0092B-C50C-407E-A947-70E740481C1C}">
+                          <a14:useLocalDpi xmlns:a14="http://schemas.microsoft.com/office/drawing/2010/main" val="0"/>
+                        </a:ext>
+                      </a:extLst>
+                    </a:blip>
+                    <a:stretch>
+                      <a:fillRect/>
+                    </a:stretch>
+                  </pic:blipFill>
+                  <pic:spPr>
+                    <a:xfrm>
+                      <a:off x="0" y="0"/>
+                      <a:ext cx="4166999" cy="6439818"/>
+                    </a:xfrm>
+                    <a:prstGeom prst="rect">
+                      <a:avLst/>
+                    </a:prstGeom>
+                  </pic:spPr>
+                </pic:pic>
+              </a:graphicData>
+            </a:graphic>
+          </wp:inline>
+        </w:drawing>
+      </w:r>
+    </w:p>
+    <w:p>
+      <w:pPr>
+        <w:rPr>
+          <w:rFonts w:ascii="Times New Roman" w:hAnsi="Times New Roman" w:cs="Times New Roman"/>
+          <w:b/>
+          <w:bCs/>
+        </w:rPr>
+      </w:pPr>
+      <w:r>
+        <w:rPr>
+          <w:rFonts w:ascii="Times New Roman" w:hAnsi="Times New Roman" w:cs="Times New Roman"/>
+          <w:b/>
+          <w:bCs/>
+        </w:rPr>
+        <w:t xml:space="preserve">Figure 1: </w:t>
+      </w:r>
+    </w:p>
+    <w:p>
+      <w:pPr>
+        <w:rPr>
+          <w:rFonts w:ascii="Times New Roman" w:hAnsi="Times New Roman" w:cs="Times New Roman"/>
+        </w:rPr>
+      </w:pPr>
+      <w:r>
+        <w:rPr>
+          <w:rFonts w:ascii="Times New Roman" w:hAnsi="Times New Roman" w:cs="Times New Roman"/>
+          <w:b/>
+          <w:bCs/>
+        </w:rPr>
+        <w:t>A)</w:t>
+      </w:r>
+      <w:r>
+        <w:rPr>
+          <w:rFonts w:ascii="Times New Roman" w:hAnsi="Times New Roman" w:cs="Times New Roman"/>
+        </w:rPr>
+        <w:t xml:space="preserve"> Three major river systems in Western Alaska, the Yukon (Blue), Kuskokwim (Red), and Nushagak (Green) watersheds. Black circles indicate sampling locations for otolith collection (and genetic collection in the Yukon) on each river. </w:t>
+      </w:r>
+    </w:p>
+    <w:p>
+      <w:pPr>
+        <w:rPr>
+          <w:rFonts w:ascii="Times New Roman" w:hAnsi="Times New Roman" w:cs="Times New Roman"/>
+        </w:rPr>
+      </w:pPr>
+      <w:r>
+        <w:rPr>
+          <w:rFonts w:ascii="Times New Roman" w:hAnsi="Times New Roman" w:cs="Times New Roman"/>
+          <w:b/>
+          <w:bCs/>
+        </w:rPr>
+        <w:t>B)</w:t>
+      </w:r>
+      <w:r>
+        <w:rPr>
+          <w:rFonts w:ascii="Times New Roman" w:hAnsi="Times New Roman" w:cs="Times New Roman"/>
+        </w:rPr>
+        <w:t xml:space="preserve"> ⁸⁷Sr/⁸⁶Sr </w:t>
+      </w:r>
+      <w:proofErr w:type="spellStart"/>
+      <w:r>
+        <w:rPr>
+          <w:rFonts w:ascii="Times New Roman" w:hAnsi="Times New Roman" w:cs="Times New Roman"/>
+        </w:rPr>
+        <w:t>i</w:t>
+      </w:r>
+      <w:r>
+        <w:rPr>
+          <w:rFonts w:ascii="Times New Roman" w:hAnsi="Times New Roman" w:cs="Times New Roman"/>
+        </w:rPr>
+        <w:t>soscape</w:t>
+      </w:r>
+      <w:proofErr w:type="spellEnd"/>
+      <w:r>
+        <w:rPr>
+          <w:rFonts w:ascii="Times New Roman" w:hAnsi="Times New Roman" w:cs="Times New Roman"/>
+        </w:rPr>
+        <w:t xml:space="preserve"> of all three river-basins. Values range from 0.702 to 0.740, with darker </w:t>
+      </w:r>
+      <w:proofErr w:type="spellStart"/>
+      <w:r>
+        <w:rPr>
+          <w:rFonts w:ascii="Times New Roman" w:hAnsi="Times New Roman" w:cs="Times New Roman"/>
+        </w:rPr>
+        <w:t>colour</w:t>
+      </w:r>
+      <w:r>
+        <w:rPr>
+          <w:rFonts w:ascii="Times New Roman" w:hAnsi="Times New Roman" w:cs="Times New Roman"/>
+        </w:rPr>
+        <w:t>s</w:t>
+      </w:r>
+      <w:proofErr w:type="spellEnd"/>
+      <w:r>
+        <w:rPr>
+          <w:rFonts w:ascii="Times New Roman" w:hAnsi="Times New Roman" w:cs="Times New Roman"/>
+        </w:rPr>
+        <w:t xml:space="preserve"> indicate more enriched values whereas lighter </w:t>
+      </w:r>
+      <w:proofErr w:type="spellStart"/>
+      <w:r>
+        <w:rPr>
+          <w:rFonts w:ascii="Times New Roman" w:hAnsi="Times New Roman" w:cs="Times New Roman"/>
+        </w:rPr>
+        <w:t>colour</w:t>
+      </w:r>
+      <w:r>
+        <w:rPr>
+          <w:rFonts w:ascii="Times New Roman" w:hAnsi="Times New Roman" w:cs="Times New Roman"/>
+        </w:rPr>
+        <w:t>s</w:t>
+      </w:r>
+      <w:proofErr w:type="spellEnd"/>
+      <w:r>
+        <w:rPr>
+          <w:rFonts w:ascii="Times New Roman" w:hAnsi="Times New Roman" w:cs="Times New Roman"/>
+        </w:rPr>
+        <w:t xml:space="preserve"> indicate less enriched.  </w:t>
+      </w:r>
+    </w:p>
+    <w:p>
+      <w:pPr>
+        <w:rPr>
+          <w:rFonts w:ascii="Garamond" w:hAnsi="Garamond"/>
+          <w:b/>
+          <w:bCs/>
+          <w:sz w:val="16"/>
+          <w:szCs w:val="16"/>
+        </w:rPr>
+      </w:pPr>
+    </w:p>
+    <w:p>
+      <w:pPr>
+        <w:rPr>
+          <w:rFonts w:ascii="Times New Roman" w:hAnsi="Times New Roman" w:cs="Times New Roman"/>
+          <w:b/>
+          <w:bCs/>
+          <w:sz w:val="16"/>
+          <w:szCs w:val="16"/>
+        </w:rPr>
+      </w:pPr>
+      <w:r>
+        <w:rPr>
+          <w:rFonts w:ascii="Garamond" w:hAnsi="Garamond"/>
+          <w:noProof/>
+          <w:sz w:val="16"/>
+          <w:szCs w:val="16"/>
+        </w:rPr>
+        <w:lastRenderedPageBreak/>
+        <w:drawing>
+          <wp:anchor distT="0" distB="0" distL="114300" distR="114300" simplePos="0" relativeHeight="251659264" behindDoc="0" locked="0" layoutInCell="1" allowOverlap="1" wp14:anchorId="7418A9E9" wp14:editId="7D171D47">
+            <wp:simplePos x="0" y="0"/>
+            <wp:positionH relativeFrom="column">
+              <wp:posOffset>-194945</wp:posOffset>
+            </wp:positionH>
+            <wp:positionV relativeFrom="paragraph">
+              <wp:posOffset>0</wp:posOffset>
+            </wp:positionV>
+            <wp:extent cx="4540250" cy="3783965"/>
+            <wp:effectExtent l="0" t="0" r="6350" b="635"/>
+            <wp:wrapSquare wrapText="bothSides"/>
+            <wp:docPr id="2003545803" name="Picture 1" descr="A diagram of a diagram&#10;&#10;AI-generated content may be incorrect."/>
+            <wp:cNvGraphicFramePr>
+              <a:graphicFrameLocks xmlns:a="http://schemas.openxmlformats.org/drawingml/2006/main" noChangeAspect="1"/>
+            </wp:cNvGraphicFramePr>
+            <a:graphic xmlns:a="http://schemas.openxmlformats.org/drawingml/2006/main">
+              <a:graphicData uri="http://schemas.openxmlformats.org/drawingml/2006/picture">
+                <pic:pic xmlns:pic="http://schemas.openxmlformats.org/drawingml/2006/picture">
+                  <pic:nvPicPr>
+                    <pic:cNvPr id="2003545803" name="Picture 1" descr="A diagram of a diagram&#10;&#10;AI-generated content may be incorrect."/>
+                    <pic:cNvPicPr/>
+                  </pic:nvPicPr>
+                  <pic:blipFill>
+                    <a:blip r:embed="rId8" cstate="print">
+                      <a:extLst>
+                        <a:ext uri="{28A0092B-C50C-407E-A947-70E740481C1C}">
+                          <a14:useLocalDpi xmlns:a14="http://schemas.microsoft.com/office/drawing/2010/main" val="0"/>
+                        </a:ext>
+                      </a:extLst>
+                    </a:blip>
+                    <a:stretch>
+                      <a:fillRect/>
+                    </a:stretch>
+                  </pic:blipFill>
+                  <pic:spPr>
+                    <a:xfrm>
+                      <a:off x="0" y="0"/>
+                      <a:ext cx="4540250" cy="3783965"/>
+                    </a:xfrm>
+                    <a:prstGeom prst="rect">
+                      <a:avLst/>
+                    </a:prstGeom>
+                  </pic:spPr>
+                </pic:pic>
+              </a:graphicData>
+            </a:graphic>
+            <wp14:sizeRelH relativeFrom="page">
+              <wp14:pctWidth>0</wp14:pctWidth>
+            </wp14:sizeRelH>
+            <wp14:sizeRelV relativeFrom="page">
+              <wp14:pctHeight>0</wp14:pctHeight>
+            </wp14:sizeRelV>
+          </wp:anchor>
+        </w:drawing>
+      </w:r>
+    </w:p>
+    <w:p>
+      <w:pPr>
+        <w:rPr>
+          <w:rFonts w:ascii="Times New Roman" w:hAnsi="Times New Roman" w:cs="Times New Roman"/>
+          <w:b/>
+          <w:bCs/>
+        </w:rPr>
+      </w:pPr>
+    </w:p>
+    <w:p>
+      <w:pPr>
+        <w:rPr>
+          <w:rFonts w:ascii="Times New Roman" w:hAnsi="Times New Roman" w:cs="Times New Roman"/>
+          <w:b/>
+          <w:bCs/>
+        </w:rPr>
+      </w:pPr>
+    </w:p>
+    <w:p>
+      <w:pPr>
+        <w:rPr>
+          <w:rFonts w:ascii="Times New Roman" w:hAnsi="Times New Roman" w:cs="Times New Roman"/>
+          <w:b/>
+          <w:bCs/>
+        </w:rPr>
+      </w:pPr>
+    </w:p>
+    <w:p>
+      <w:pPr>
+        <w:rPr>
+          <w:rFonts w:ascii="Times New Roman" w:hAnsi="Times New Roman" w:cs="Times New Roman"/>
+          <w:b/>
+          <w:bCs/>
+        </w:rPr>
+      </w:pPr>
+    </w:p>
+    <w:p>
+      <w:pPr>
+        <w:rPr>
+          <w:rFonts w:ascii="Times New Roman" w:hAnsi="Times New Roman" w:cs="Times New Roman"/>
+          <w:b/>
+          <w:bCs/>
+        </w:rPr>
+      </w:pPr>
+    </w:p>
+    <w:p>
+      <w:pPr>
+        <w:rPr>
+          <w:rFonts w:ascii="Times New Roman" w:hAnsi="Times New Roman" w:cs="Times New Roman"/>
+          <w:b/>
+          <w:bCs/>
+        </w:rPr>
+      </w:pPr>
+    </w:p>
+    <w:p>
+      <w:pPr>
+        <w:rPr>
+          <w:rFonts w:ascii="Times New Roman" w:hAnsi="Times New Roman" w:cs="Times New Roman"/>
+          <w:b/>
+          <w:bCs/>
+        </w:rPr>
+      </w:pPr>
+    </w:p>
+    <w:p>
+      <w:pPr>
+        <w:rPr>
+          <w:rFonts w:ascii="Times New Roman" w:hAnsi="Times New Roman" w:cs="Times New Roman"/>
+          <w:b/>
+          <w:bCs/>
+        </w:rPr>
+      </w:pPr>
+    </w:p>
+    <w:p>
+      <w:pPr>
+        <w:rPr>
+          <w:rFonts w:ascii="Times New Roman" w:hAnsi="Times New Roman" w:cs="Times New Roman"/>
+          <w:b/>
+          <w:bCs/>
+        </w:rPr>
+      </w:pPr>
+    </w:p>
+    <w:p>
+      <w:pPr>
+        <w:rPr>
+          <w:rFonts w:ascii="Times New Roman" w:hAnsi="Times New Roman" w:cs="Times New Roman"/>
+          <w:b/>
+          <w:bCs/>
+        </w:rPr>
+      </w:pPr>
+    </w:p>
+    <w:p>
+      <w:pPr>
+        <w:rPr>
+          <w:rFonts w:ascii="Times New Roman" w:hAnsi="Times New Roman" w:cs="Times New Roman"/>
+          <w:b/>
+          <w:bCs/>
+        </w:rPr>
+      </w:pPr>
+    </w:p>
+    <w:p>
+      <w:pPr>
+        <w:rPr>
+          <w:rFonts w:ascii="Times New Roman" w:hAnsi="Times New Roman" w:cs="Times New Roman"/>
+          <w:b/>
+          <w:bCs/>
+        </w:rPr>
+      </w:pPr>
+    </w:p>
+    <w:p>
+      <w:pPr>
+        <w:rPr>
+          <w:rFonts w:ascii="Times New Roman" w:hAnsi="Times New Roman" w:cs="Times New Roman"/>
+          <w:b/>
+          <w:bCs/>
+        </w:rPr>
+      </w:pPr>
+    </w:p>
+    <w:p>
+      <w:pPr>
+        <w:rPr>
+          <w:rFonts w:ascii="Times New Roman" w:hAnsi="Times New Roman" w:cs="Times New Roman"/>
+        </w:rPr>
+      </w:pPr>
+      <w:r>
+        <w:rPr>
+          <w:rFonts w:ascii="Times New Roman" w:hAnsi="Times New Roman" w:cs="Times New Roman"/>
+          <w:b/>
+          <w:bCs/>
+        </w:rPr>
+        <w:t>Figure 2:</w:t>
+      </w:r>
+      <w:r>
+        <w:rPr>
+          <w:rFonts w:ascii="Times New Roman" w:hAnsi="Times New Roman" w:cs="Times New Roman"/>
+        </w:rPr>
+        <w:t xml:space="preserve"> Principal Component analysis of GAM smoothed timeseries data (n = 2,531 otoliths). Significant clustering is evident, but with overlap between all watersheds. Yukon (Blue points) contain a much larger range of values, indicative of the large range in natal ⁸⁷Sr/⁸⁶Sr values in the basin. Kuskokwim (Red points) overlap between both Nushagak and Yukon fish, likely due to its position in the region between both watersheds. </w:t>
+      </w:r>
+    </w:p>
+    <w:p>
+      <w:pPr>
+        <w:rPr>
+          <w:rFonts w:ascii="Garamond" w:hAnsi="Garamond"/>
+          <w:b/>
+          <w:bCs/>
+          <w:sz w:val="16"/>
+          <w:szCs w:val="16"/>
+        </w:rPr>
+      </w:pPr>
+    </w:p>
+    <w:p>
+      <w:pPr>
+        <w:rPr>
+          <w:rFonts w:ascii="Garamond" w:hAnsi="Garamond"/>
+          <w:b/>
+          <w:bCs/>
+          <w:sz w:val="16"/>
+          <w:szCs w:val="16"/>
+        </w:rPr>
+      </w:pPr>
+      <w:r>
+        <w:rPr>
+          <w:rFonts w:ascii="Garamond" w:hAnsi="Garamond"/>
+          <w:b/>
+          <w:bCs/>
+          <w:noProof/>
+          <w:sz w:val="16"/>
+          <w:szCs w:val="16"/>
+        </w:rPr>
+        <w:lastRenderedPageBreak/>
+        <w:drawing>
+          <wp:inline distT="0" distB="0" distL="0" distR="0" wp14:anchorId="0881EB77" wp14:editId="7B32F3D7">
+            <wp:extent cx="5943600" cy="2931160"/>
+            <wp:effectExtent l="0" t="0" r="0" b="2540"/>
+            <wp:docPr id="1216485611" name="Picture 3" descr="A graph of a diagram&#10;&#10;AI-generated content may be incorrect."/>
+            <wp:cNvGraphicFramePr>
+              <a:graphicFrameLocks xmlns:a="http://schemas.openxmlformats.org/drawingml/2006/main" noChangeAspect="1"/>
+            </wp:cNvGraphicFramePr>
+            <a:graphic xmlns:a="http://schemas.openxmlformats.org/drawingml/2006/main">
+              <a:graphicData uri="http://schemas.openxmlformats.org/drawingml/2006/picture">
+                <pic:pic xmlns:pic="http://schemas.openxmlformats.org/drawingml/2006/picture">
+                  <pic:nvPicPr>
+                    <pic:cNvPr id="1216485611" name="Picture 3" descr="A graph of a diagram&#10;&#10;AI-generated content may be incorrect."/>
+                    <pic:cNvPicPr/>
+                  </pic:nvPicPr>
+                  <pic:blipFill>
+                    <a:blip r:embed="rId9" cstate="print">
+                      <a:extLst>
+                        <a:ext uri="{28A0092B-C50C-407E-A947-70E740481C1C}">
+                          <a14:useLocalDpi xmlns:a14="http://schemas.microsoft.com/office/drawing/2010/main" val="0"/>
+                        </a:ext>
+                      </a:extLst>
+                    </a:blip>
+                    <a:stretch>
+                      <a:fillRect/>
+                    </a:stretch>
+                  </pic:blipFill>
+                  <pic:spPr>
+                    <a:xfrm>
+                      <a:off x="0" y="0"/>
+                      <a:ext cx="5943600" cy="2931160"/>
+                    </a:xfrm>
+                    <a:prstGeom prst="rect">
+                      <a:avLst/>
+                    </a:prstGeom>
+                  </pic:spPr>
+                </pic:pic>
+              </a:graphicData>
+            </a:graphic>
+          </wp:inline>
+        </w:drawing>
+      </w:r>
+    </w:p>
+    <w:p>
+      <w:pPr>
+        <w:rPr>
+          <w:rFonts w:ascii="Times New Roman" w:hAnsi="Times New Roman" w:cs="Times New Roman"/>
+        </w:rPr>
+      </w:pPr>
+      <w:r>
+        <w:rPr>
+          <w:rFonts w:ascii="Times New Roman" w:hAnsi="Times New Roman" w:cs="Times New Roman"/>
+          <w:b/>
+          <w:bCs/>
+        </w:rPr>
+        <w:t xml:space="preserve">Figure 3: </w:t>
+      </w:r>
+      <w:r>
+        <w:rPr>
+          <w:rFonts w:ascii="Times New Roman" w:hAnsi="Times New Roman" w:cs="Times New Roman"/>
+        </w:rPr>
+        <w:t xml:space="preserve">A) Principal component analysis of all samples with a natal origin ⁸⁷Sr/⁸⁶Sr of 0.7080 - 0.7085. Clustering among watersheds is evident between principal components 1 and 2 (68.39% of variance), as well as between principal components 2 and 3 (31.16% of variance). There is some overlap between all three watersheds in both cases. B) Sample otolith LA timeseries </w:t>
+      </w:r>
+      <w:r>
+        <w:rPr>
+          <w:rFonts w:ascii="Times New Roman" w:hAnsi="Times New Roman" w:cs="Times New Roman"/>
+        </w:rPr>
+        <w:t>colore</w:t>
+      </w:r>
+      <w:r>
+        <w:rPr>
+          <w:rFonts w:ascii="Times New Roman" w:hAnsi="Times New Roman" w:cs="Times New Roman"/>
+        </w:rPr>
+        <w:t>d by the absolute value of the PCA loadings at associated timeseries indices. PC1 (top row) shows high loading on the middle section of the timeseries after the natal origin region. PC2 is driven by the region of the timeseries towards the marine entry, likely the result of mainstem migration to the ocean. Separation along PC3 is driven by the very beginning of the timeseries, which is the region associated with the natal origin. Notably, Yukon individuals from the CWAK region contain a less pronounces mainstem signal as compared to their counterpart from the upper or middle Yukon genetic groups.</w:t>
+      </w:r>
+    </w:p>
+    <w:p>
+      <w:pPr>
+        <w:rPr>
+          <w:rFonts w:ascii="Garamond" w:hAnsi="Garamond"/>
+          <w:b/>
+          <w:bCs/>
+          <w:sz w:val="16"/>
+          <w:szCs w:val="16"/>
+        </w:rPr>
+      </w:pPr>
+    </w:p>
+    <w:p>
+      <w:pPr>
+        <w:rPr>
+          <w:rFonts w:ascii="Garamond" w:hAnsi="Garamond"/>
+          <w:b/>
+          <w:bCs/>
+          <w:sz w:val="16"/>
+          <w:szCs w:val="16"/>
+        </w:rPr>
+      </w:pPr>
+    </w:p>
+    <w:p>
+      <w:pPr>
+        <w:rPr>
+          <w:rFonts w:ascii="Garamond" w:hAnsi="Garamond"/>
+          <w:b/>
+          <w:bCs/>
+          <w:sz w:val="16"/>
+          <w:szCs w:val="16"/>
+        </w:rPr>
+      </w:pPr>
+    </w:p>
+    <w:p>
+      <w:pPr>
+        <w:rPr>
+          <w:rFonts w:ascii="Garamond" w:hAnsi="Garamond"/>
+          <w:b/>
+          <w:bCs/>
+          <w:sz w:val="16"/>
+          <w:szCs w:val="16"/>
+        </w:rPr>
+      </w:pPr>
+    </w:p>
+    <w:p>
+      <w:pPr>
+        <w:rPr>
+          <w:rFonts w:ascii="Garamond" w:hAnsi="Garamond"/>
+          <w:b/>
+          <w:bCs/>
+          <w:sz w:val="16"/>
+          <w:szCs w:val="16"/>
+        </w:rPr>
+      </w:pPr>
+    </w:p>
+    <w:p>
+      <w:pPr>
+        <w:rPr>
+          <w:rFonts w:ascii="Garamond" w:hAnsi="Garamond"/>
+          <w:b/>
+          <w:bCs/>
+          <w:sz w:val="16"/>
+          <w:szCs w:val="16"/>
+        </w:rPr>
+      </w:pPr>
+    </w:p>
+    <w:p>
+      <w:pPr>
+        <w:rPr>
+          <w:rFonts w:ascii="Garamond" w:hAnsi="Garamond"/>
+          <w:b/>
+          <w:bCs/>
+          <w:sz w:val="16"/>
+          <w:szCs w:val="16"/>
+        </w:rPr>
+      </w:pPr>
+      <w:r>
+        <w:rPr>
+          <w:rFonts w:ascii="Garamond" w:hAnsi="Garamond"/>
+          <w:b/>
+          <w:bCs/>
+          <w:noProof/>
+          <w:sz w:val="16"/>
+          <w:szCs w:val="16"/>
+        </w:rPr>
+        <w:lastRenderedPageBreak/>
+        <w:drawing>
+          <wp:inline distT="0" distB="0" distL="0" distR="0" wp14:anchorId="6CC18779" wp14:editId="57771D46">
+            <wp:extent cx="5728137" cy="1718441"/>
+            <wp:effectExtent l="0" t="0" r="0" b="0"/>
+            <wp:docPr id="771740324" name="Picture 4"/>
+            <wp:cNvGraphicFramePr>
+              <a:graphicFrameLocks xmlns:a="http://schemas.openxmlformats.org/drawingml/2006/main" noChangeAspect="1"/>
+            </wp:cNvGraphicFramePr>
+            <a:graphic xmlns:a="http://schemas.openxmlformats.org/drawingml/2006/main">
+              <a:graphicData uri="http://schemas.openxmlformats.org/drawingml/2006/picture">
+                <pic:pic xmlns:pic="http://schemas.openxmlformats.org/drawingml/2006/picture">
+                  <pic:nvPicPr>
+                    <pic:cNvPr id="771740324" name="Picture 771740324"/>
+                    <pic:cNvPicPr/>
+                  </pic:nvPicPr>
+                  <pic:blipFill>
+                    <a:blip r:embed="rId10"/>
+                    <a:stretch>
+                      <a:fillRect/>
+                    </a:stretch>
+                  </pic:blipFill>
+                  <pic:spPr>
+                    <a:xfrm>
+                      <a:off x="0" y="0"/>
+                      <a:ext cx="5780272" cy="1734081"/>
+                    </a:xfrm>
+                    <a:prstGeom prst="rect">
+                      <a:avLst/>
+                    </a:prstGeom>
+                  </pic:spPr>
+                </pic:pic>
+              </a:graphicData>
+            </a:graphic>
+          </wp:inline>
+        </w:drawing>
+      </w:r>
+    </w:p>
+    <w:p>
+      <w:pPr>
+        <w:rPr>
+          <w:rFonts w:ascii="Times New Roman" w:hAnsi="Times New Roman" w:cs="Times New Roman"/>
+        </w:rPr>
+      </w:pPr>
+      <w:r>
+        <w:rPr>
+          <w:rFonts w:ascii="Times New Roman" w:hAnsi="Times New Roman" w:cs="Times New Roman"/>
+          <w:b/>
+          <w:bCs/>
+        </w:rPr>
+        <w:t>Figure 4:</w:t>
+      </w:r>
+      <w:r>
+        <w:rPr>
+          <w:rFonts w:ascii="Times New Roman" w:hAnsi="Times New Roman" w:cs="Times New Roman"/>
+        </w:rPr>
+        <w:t xml:space="preserve"> Model Performance comparison among data preprocessing steps and model types. Accuracy indicates the proportion of each class correctly classified. F1-Score is the harmonic mean of precision and recall, providing a balanced performance measure across all watershed classes. Results compare two ⁸⁷Sr/⁸⁶Sr timeseries smoothing methods (GAM, MA) and three machine learning algorithms (Random Forest, SVM, KNN) using either all test data (Total) or only overlapping isotope ranges </w:t>
+      </w:r>
+      <w:r>
+        <w:rPr>
+          <w:rFonts w:ascii="Times New Roman" w:hAnsi="Times New Roman" w:cs="Times New Roman"/>
+        </w:rPr>
+        <w:t>(Restricted</w:t>
+      </w:r>
+      <w:r>
+        <w:rPr>
+          <w:rFonts w:ascii="Times New Roman" w:hAnsi="Times New Roman" w:cs="Times New Roman"/>
+        </w:rPr>
+        <w:t xml:space="preserve">). Darker green </w:t>
+      </w:r>
+      <w:proofErr w:type="spellStart"/>
+      <w:r>
+        <w:rPr>
+          <w:rFonts w:ascii="Times New Roman" w:hAnsi="Times New Roman" w:cs="Times New Roman"/>
+        </w:rPr>
+        <w:t>colour</w:t>
+      </w:r>
+      <w:r>
+        <w:rPr>
+          <w:rFonts w:ascii="Times New Roman" w:hAnsi="Times New Roman" w:cs="Times New Roman"/>
+        </w:rPr>
+        <w:t>s</w:t>
+      </w:r>
+      <w:proofErr w:type="spellEnd"/>
+      <w:r>
+        <w:rPr>
+          <w:rFonts w:ascii="Times New Roman" w:hAnsi="Times New Roman" w:cs="Times New Roman"/>
+        </w:rPr>
+        <w:t xml:space="preserve"> indicate higher scores.</w:t>
+      </w:r>
+    </w:p>
+    <w:p>
+      <w:pPr>
+        <w:rPr>
+          <w:rFonts w:ascii="Garamond" w:hAnsi="Garamond"/>
+          <w:sz w:val="16"/>
+          <w:szCs w:val="16"/>
+        </w:rPr>
+      </w:pPr>
+    </w:p>
+    <w:p>
+      <w:pPr>
+        <w:rPr>
+          <w:rFonts w:ascii="Garamond" w:hAnsi="Garamond"/>
+          <w:sz w:val="16"/>
+          <w:szCs w:val="16"/>
+        </w:rPr>
+      </w:pPr>
+    </w:p>
+    <w:p>
+      <w:pPr>
+        <w:rPr>
+          <w:rFonts w:ascii="Garamond" w:hAnsi="Garamond"/>
+          <w:sz w:val="16"/>
+          <w:szCs w:val="16"/>
+        </w:rPr>
+      </w:pPr>
+    </w:p>
+    <w:p>
+      <w:pPr>
+        <w:rPr>
+          <w:rFonts w:ascii="Garamond" w:hAnsi="Garamond"/>
+          <w:sz w:val="16"/>
+          <w:szCs w:val="16"/>
+        </w:rPr>
+      </w:pPr>
+    </w:p>
+    <w:p>
+      <w:pPr>
+        <w:rPr>
+          <w:rFonts w:ascii="Garamond" w:hAnsi="Garamond"/>
+          <w:sz w:val="16"/>
+          <w:szCs w:val="16"/>
+        </w:rPr>
+      </w:pPr>
+    </w:p>
+    <w:p>
+      <w:pPr>
+        <w:rPr>
+          <w:rFonts w:ascii="Garamond" w:hAnsi="Garamond"/>
+          <w:sz w:val="16"/>
+          <w:szCs w:val="16"/>
+        </w:rPr>
+      </w:pPr>
+    </w:p>
+    <w:p>
+      <w:pPr>
+        <w:rPr>
+          <w:rFonts w:ascii="Garamond" w:hAnsi="Garamond"/>
+          <w:sz w:val="16"/>
+          <w:szCs w:val="16"/>
+        </w:rPr>
+      </w:pPr>
+    </w:p>
+    <w:p>
+      <w:pPr>
+        <w:rPr>
+          <w:rFonts w:ascii="Garamond" w:hAnsi="Garamond"/>
+          <w:sz w:val="16"/>
+          <w:szCs w:val="16"/>
+        </w:rPr>
+      </w:pPr>
+    </w:p>
+    <w:p>
+      <w:pPr>
+        <w:rPr>
+          <w:rFonts w:ascii="Garamond" w:hAnsi="Garamond"/>
+          <w:sz w:val="16"/>
+          <w:szCs w:val="16"/>
+        </w:rPr>
+      </w:pPr>
+    </w:p>
+    <w:p>
+      <w:pPr>
+        <w:rPr>
+          <w:rFonts w:ascii="Garamond" w:hAnsi="Garamond"/>
+          <w:sz w:val="16"/>
+          <w:szCs w:val="16"/>
+        </w:rPr>
+      </w:pPr>
+    </w:p>
+    <w:p>
+      <w:pPr>
+        <w:rPr>
+          <w:rFonts w:ascii="Garamond" w:hAnsi="Garamond"/>
+          <w:sz w:val="16"/>
+          <w:szCs w:val="16"/>
+        </w:rPr>
+      </w:pPr>
+    </w:p>
+    <w:p>
+      <w:pPr>
+        <w:rPr>
+          <w:rFonts w:ascii="Garamond" w:hAnsi="Garamond"/>
+          <w:sz w:val="16"/>
+          <w:szCs w:val="16"/>
+        </w:rPr>
+      </w:pPr>
+    </w:p>
+    <w:p>
+      <w:pPr>
+        <w:rPr>
+          <w:rFonts w:ascii="Garamond" w:hAnsi="Garamond"/>
+          <w:sz w:val="16"/>
+          <w:szCs w:val="16"/>
+        </w:rPr>
+      </w:pPr>
+      <w:r>
+        <w:rPr>
+          <w:rFonts w:ascii="Garamond" w:hAnsi="Garamond"/>
+          <w:noProof/>
+          <w:sz w:val="16"/>
+          <w:szCs w:val="16"/>
+        </w:rPr>
+        <w:lastRenderedPageBreak/>
+        <w:drawing>
+          <wp:inline distT="0" distB="0" distL="0" distR="0" wp14:anchorId="0FAAEB10" wp14:editId="2B08761E">
+            <wp:extent cx="5943600" cy="2971800"/>
+            <wp:effectExtent l="0" t="0" r="0" b="0"/>
+            <wp:docPr id="2074281953" name="Picture 1"/>
+            <wp:cNvGraphicFramePr>
+              <a:graphicFrameLocks xmlns:a="http://schemas.openxmlformats.org/drawingml/2006/main" noChangeAspect="1"/>
+            </wp:cNvGraphicFramePr>
+            <a:graphic xmlns:a="http://schemas.openxmlformats.org/drawingml/2006/main">
+              <a:graphicData uri="http://schemas.openxmlformats.org/drawingml/2006/picture">
+                <pic:pic xmlns:pic="http://schemas.openxmlformats.org/drawingml/2006/picture">
+                  <pic:nvPicPr>
+                    <pic:cNvPr id="2074281953" name="Picture 2074281953"/>
+                    <pic:cNvPicPr/>
+                  </pic:nvPicPr>
+                  <pic:blipFill>
+                    <a:blip r:embed="rId11"/>
+                    <a:stretch>
+                      <a:fillRect/>
+                    </a:stretch>
+                  </pic:blipFill>
+                  <pic:spPr>
+                    <a:xfrm>
+                      <a:off x="0" y="0"/>
+                      <a:ext cx="5943600" cy="2971800"/>
+                    </a:xfrm>
+                    <a:prstGeom prst="rect">
+                      <a:avLst/>
+                    </a:prstGeom>
+                  </pic:spPr>
+                </pic:pic>
+              </a:graphicData>
+            </a:graphic>
+          </wp:inline>
+        </w:drawing>
+      </w:r>
+      <w:r>
+        <w:rPr>
+          <w:rFonts w:ascii="Garamond" w:hAnsi="Garamond"/>
+          <w:sz w:val="16"/>
+          <w:szCs w:val="16"/>
+        </w:rPr>
+        <w:t xml:space="preserve"> </w:t>
+      </w:r>
+    </w:p>
+    <w:p>
+      <w:pPr>
+        <w:rPr>
+          <w:rFonts w:ascii="Times New Roman" w:hAnsi="Times New Roman" w:cs="Times New Roman"/>
+        </w:rPr>
+      </w:pPr>
+      <w:r>
+        <w:rPr>
+          <w:rFonts w:ascii="Times New Roman" w:hAnsi="Times New Roman" w:cs="Times New Roman"/>
+          <w:b/>
+          <w:bCs/>
+        </w:rPr>
+        <w:t>Figure 5:</w:t>
+      </w:r>
+      <w:r>
+        <w:rPr>
+          <w:rFonts w:ascii="Times New Roman" w:hAnsi="Times New Roman" w:cs="Times New Roman"/>
+        </w:rPr>
+        <w:t xml:space="preserve"> Confusion matrix from the highest performing model (Random Forest on GAM Smoothed data) for both total test set and overlapping subset. Boxes along the horizontal axis indicate correctly classified individuals (red). Vertical axis labels are the actual watershed labels whereas horizontal labels are the predicted class from the model. Percentages indicate the percent of the actual class identified as the predicted class and numbers indicate the number of the actual class assigned to the predicted class. </w:t>
+      </w:r>
+    </w:p>
+    <w:p>
+      <w:pPr>
+        <w:rPr>
+          <w:rFonts w:ascii="Garamond" w:hAnsi="Garamond"/>
+          <w:b/>
+          <w:bCs/>
+          <w:sz w:val="16"/>
+          <w:szCs w:val="16"/>
+        </w:rPr>
+      </w:pPr>
+    </w:p>
+    <w:p>
+      <w:pPr>
+        <w:rPr>
+          <w:rFonts w:ascii="Garamond" w:hAnsi="Garamond"/>
+          <w:b/>
+          <w:bCs/>
+          <w:sz w:val="16"/>
+          <w:szCs w:val="16"/>
+        </w:rPr>
+      </w:pPr>
+    </w:p>
+    <w:p>
+      <w:pPr>
+        <w:rPr>
+          <w:rFonts w:ascii="Garamond" w:hAnsi="Garamond"/>
+          <w:b/>
+          <w:bCs/>
+          <w:sz w:val="16"/>
+          <w:szCs w:val="16"/>
+        </w:rPr>
+      </w:pPr>
+    </w:p>
+    <w:p>
+      <w:pPr>
+        <w:rPr>
+          <w:rFonts w:ascii="Garamond" w:hAnsi="Garamond"/>
+          <w:b/>
+          <w:bCs/>
+          <w:sz w:val="16"/>
+          <w:szCs w:val="16"/>
+        </w:rPr>
+      </w:pPr>
+    </w:p>
+    <w:p>
+      <w:pPr>
+        <w:rPr>
+          <w:rFonts w:ascii="Garamond" w:hAnsi="Garamond"/>
+          <w:b/>
+          <w:bCs/>
+          <w:sz w:val="16"/>
+          <w:szCs w:val="16"/>
+        </w:rPr>
+      </w:pPr>
+    </w:p>
+    <w:p>
+      <w:pPr>
+        <w:rPr>
+          <w:rFonts w:ascii="Garamond" w:hAnsi="Garamond"/>
+          <w:b/>
+          <w:bCs/>
+          <w:sz w:val="16"/>
+          <w:szCs w:val="16"/>
+        </w:rPr>
+      </w:pPr>
+      <w:r>
+        <w:rPr>
+          <w:rFonts w:ascii="Garamond" w:hAnsi="Garamond"/>
+          <w:b/>
+          <w:bCs/>
+          <w:noProof/>
+          <w:sz w:val="16"/>
+          <w:szCs w:val="16"/>
+        </w:rPr>
+        <w:lastRenderedPageBreak/>
+        <w:drawing>
+          <wp:inline distT="0" distB="0" distL="0" distR="0" wp14:anchorId="7EA8244D" wp14:editId="1385A226">
+            <wp:extent cx="6436658" cy="3218329"/>
+            <wp:effectExtent l="0" t="0" r="2540" b="0"/>
+            <wp:docPr id="2137096084" name="Picture 3" descr="A graph of different colored lines&#10;&#10;AI-generated content may be incorrect."/>
+            <wp:cNvGraphicFramePr>
+              <a:graphicFrameLocks xmlns:a="http://schemas.openxmlformats.org/drawingml/2006/main" noChangeAspect="1"/>
+            </wp:cNvGraphicFramePr>
+            <a:graphic xmlns:a="http://schemas.openxmlformats.org/drawingml/2006/main">
+              <a:graphicData uri="http://schemas.openxmlformats.org/drawingml/2006/picture">
+                <pic:pic xmlns:pic="http://schemas.openxmlformats.org/drawingml/2006/picture">
+                  <pic:nvPicPr>
+                    <pic:cNvPr id="2137096084" name="Picture 3" descr="A graph of different colored lines&#10;&#10;AI-generated content may be incorrect."/>
+                    <pic:cNvPicPr/>
+                  </pic:nvPicPr>
+                  <pic:blipFill>
+                    <a:blip r:embed="rId12" cstate="print">
+                      <a:extLst>
+                        <a:ext uri="{28A0092B-C50C-407E-A947-70E740481C1C}">
+                          <a14:useLocalDpi xmlns:a14="http://schemas.microsoft.com/office/drawing/2010/main" val="0"/>
+                        </a:ext>
+                      </a:extLst>
+                    </a:blip>
+                    <a:stretch>
+                      <a:fillRect/>
+                    </a:stretch>
+                  </pic:blipFill>
+                  <pic:spPr>
+                    <a:xfrm>
+                      <a:off x="0" y="0"/>
+                      <a:ext cx="6458905" cy="3229453"/>
+                    </a:xfrm>
+                    <a:prstGeom prst="rect">
+                      <a:avLst/>
+                    </a:prstGeom>
+                  </pic:spPr>
+                </pic:pic>
+              </a:graphicData>
+            </a:graphic>
+          </wp:inline>
+        </w:drawing>
+      </w:r>
+    </w:p>
+    <w:p>
+      <w:pPr>
+        <w:rPr>
+          <w:rFonts w:ascii="Times New Roman" w:hAnsi="Times New Roman" w:cs="Times New Roman"/>
+        </w:rPr>
+      </w:pPr>
+      <w:r>
+        <w:rPr>
+          <w:rFonts w:ascii="Times New Roman" w:hAnsi="Times New Roman" w:cs="Times New Roman"/>
+          <w:b/>
+          <w:bCs/>
+        </w:rPr>
+        <w:t xml:space="preserve">Figure 6: </w:t>
+      </w:r>
+      <w:r>
+        <w:rPr>
+          <w:rFonts w:ascii="Times New Roman" w:hAnsi="Times New Roman" w:cs="Times New Roman"/>
+        </w:rPr>
+        <w:t xml:space="preserve">Classification accuracy with different probability thresholds (60-90%). Points indicate the percentage of correctly classified individuals with a calibrated probability value above the given threshold value. Grey dashed lines represent the overall accuracy, whereas </w:t>
+      </w:r>
+      <w:r>
+        <w:rPr>
+          <w:rFonts w:ascii="Times New Roman" w:hAnsi="Times New Roman" w:cs="Times New Roman"/>
+        </w:rPr>
+        <w:t>colore</w:t>
+      </w:r>
+      <w:r>
+        <w:rPr>
+          <w:rFonts w:ascii="Times New Roman" w:hAnsi="Times New Roman" w:cs="Times New Roman"/>
+        </w:rPr>
+        <w:t xml:space="preserve">d lines illustrate the class-specific probability at that threshold </w:t>
+      </w:r>
+    </w:p>
+    <w:p>
+      <w:pPr>
+        <w:spacing w:before="100" w:beforeAutospacing="1" w:after="100" w:afterAutospacing="1" w:line="480" w:lineRule="auto"/>
+        <w:ind w:left="720" w:hanging="720"/>
+        <w:outlineLvl w:val="1"/>
+        <w:rPr>
+          <w:rFonts w:ascii="Garamond" w:hAnsi="Garamond"/>
+          <w:sz w:val="22"/>
+          <w:szCs w:val="22"/>
+        </w:rPr>
+      </w:pPr>
     </w:p>
     <w:p>
       <w:pPr>
